--- a/ethics/Lab-Online-Studies 2022_796/2022_HE000796 - PIS SONA (clean).docx
+++ b/ethics/Lab-Online-Studies 2022_796/2022_HE000796 - PIS SONA (clean).docx
@@ -20,13 +20,13 @@
           <w:szCs w:val="32"/>
         </w:rPr>
         <w:drawing>
-          <wp:anchor distT="0" distB="0" distL="114300" distR="114300" simplePos="0" relativeHeight="251662336" behindDoc="0" locked="0" layoutInCell="1" allowOverlap="1" wp14:anchorId="2269AD98" wp14:editId="4B3574E3">
+          <wp:anchor distT="0" distB="0" distL="114300" distR="114300" simplePos="0" relativeHeight="251662336" behindDoc="0" locked="0" layoutInCell="1" allowOverlap="1" wp14:anchorId="2269AD98" wp14:editId="64765B88">
             <wp:simplePos x="0" y="0"/>
             <wp:positionH relativeFrom="page">
-              <wp:posOffset>4981574</wp:posOffset>
+              <wp:posOffset>5056355</wp:posOffset>
             </wp:positionH>
             <wp:positionV relativeFrom="page">
-              <wp:posOffset>914400</wp:posOffset>
+              <wp:posOffset>716437</wp:posOffset>
             </wp:positionV>
             <wp:extent cx="1685925" cy="585116"/>
             <wp:effectExtent l="0" t="0" r="0" b="5715"/>
@@ -60,7 +60,7 @@
                   <pic:spPr bwMode="auto">
                     <a:xfrm>
                       <a:off x="0" y="0"/>
-                      <a:ext cx="1691535" cy="587063"/>
+                      <a:ext cx="1685925" cy="585116"/>
                     </a:xfrm>
                     <a:prstGeom prst="rect">
                       <a:avLst/>
@@ -135,31 +135,7 @@
           <w:sz w:val="28"/>
           <w:szCs w:val="28"/>
         </w:rPr>
-        <w:t xml:space="preserve">Metacognition and Cognitive </w:t>
-      </w:r>
-    </w:p>
-    <w:p>
-      <w:pPr>
-        <w:spacing w:after="0" w:line="240" w:lineRule="auto"/>
-        <w:rPr>
-          <w:rFonts w:cstheme="minorHAnsi"/>
-          <w:b/>
-          <w:i/>
-          <w:color w:val="E64626"/>
-          <w:sz w:val="28"/>
-          <w:szCs w:val="28"/>
-        </w:rPr>
-      </w:pPr>
-      <w:r>
-        <w:rPr>
-          <w:rFonts w:cstheme="minorHAnsi"/>
-          <w:b/>
-          <w:i/>
-          <w:color w:val="E64626"/>
-          <w:sz w:val="28"/>
-          <w:szCs w:val="28"/>
-        </w:rPr>
-        <w:t>Performance</w:t>
+        <w:t>Metacognition and Cognitive Performance</w:t>
       </w:r>
     </w:p>
     <w:p>
@@ -833,25 +809,7 @@
           <w:sz w:val="24"/>
           <w:szCs w:val="24"/>
         </w:rPr>
-        <w:t xml:space="preserve">Ms </w:t>
-      </w:r>
-      <w:proofErr w:type="spellStart"/>
-      <w:r>
-        <w:rPr>
-          <w:color w:val="000000" w:themeColor="text1"/>
-          <w:sz w:val="24"/>
-          <w:szCs w:val="24"/>
-        </w:rPr>
-        <w:t>Yueting</w:t>
-      </w:r>
-      <w:proofErr w:type="spellEnd"/>
-      <w:r>
-        <w:rPr>
-          <w:color w:val="000000" w:themeColor="text1"/>
-          <w:sz w:val="24"/>
-          <w:szCs w:val="24"/>
-        </w:rPr>
-        <w:t xml:space="preserve"> Zhan, PhD Student, School of Psychology, University of Sydney</w:t>
+        <w:t>Ms Yueting Zhan, PhD Student, School of Psychology, University of Sydney</w:t>
       </w:r>
     </w:p>
     <w:p>
@@ -1530,23 +1488,13 @@
         </w:rPr>
         <w:t xml:space="preserve">Mariya Bartosh, </w:t>
       </w:r>
-      <w:proofErr w:type="spellStart"/>
       <w:r>
         <w:rPr>
           <w:color w:val="000000" w:themeColor="text1"/>
           <w:sz w:val="24"/>
           <w:szCs w:val="24"/>
         </w:rPr>
-        <w:t>Yueting</w:t>
-      </w:r>
-      <w:proofErr w:type="spellEnd"/>
-      <w:r>
-        <w:rPr>
-          <w:color w:val="000000" w:themeColor="text1"/>
-          <w:sz w:val="24"/>
-          <w:szCs w:val="24"/>
-        </w:rPr>
-        <w:t xml:space="preserve"> Zhan</w:t>
+        <w:t>Yueting Zhan</w:t>
       </w:r>
       <w:r>
         <w:rPr>
@@ -1788,25 +1736,7 @@
           <w:sz w:val="24"/>
           <w:szCs w:val="28"/>
         </w:rPr>
-        <w:t xml:space="preserve"> complete several computerised cognitive tasks and answer </w:t>
-      </w:r>
-      <w:proofErr w:type="gramStart"/>
-      <w:r>
-        <w:rPr>
-          <w:rFonts w:cstheme="minorHAnsi"/>
-          <w:sz w:val="24"/>
-          <w:szCs w:val="28"/>
-        </w:rPr>
-        <w:t>a number of</w:t>
-      </w:r>
-      <w:proofErr w:type="gramEnd"/>
-      <w:r>
-        <w:rPr>
-          <w:rFonts w:cstheme="minorHAnsi"/>
-          <w:sz w:val="24"/>
-          <w:szCs w:val="28"/>
-        </w:rPr>
-        <w:t xml:space="preserve"> surveys about yourself. </w:t>
+        <w:t xml:space="preserve"> complete several computerised cognitive tasks and answer a number of surveys about yourself. </w:t>
       </w:r>
     </w:p>
     <w:p>
@@ -1844,30 +1774,14 @@
           <w:sz w:val="24"/>
           <w:szCs w:val="24"/>
         </w:rPr>
-        <w:t xml:space="preserve"> also take audio recordings of you while you complete the tasks to capture your thought processes. You will be specifically notified before we begin recording and again when we cease recording. These recordings will be kept on a secure, encrypted server and will be accessible only to the immediate research team. The audio will be transcribed into an anonymous text format, after which the original voice files will be destroyed to ensure your privacy and prevent your identity from being linked to your responses</w:t>
-      </w:r>
-      <w:proofErr w:type="gramStart"/>
-      <w:r>
-        <w:rPr>
-          <w:sz w:val="24"/>
-          <w:szCs w:val="24"/>
-        </w:rPr>
-        <w:t>.</w:t>
-      </w:r>
-      <w:r>
-        <w:rPr>
-          <w:sz w:val="24"/>
-          <w:szCs w:val="24"/>
-        </w:rPr>
-        <w:t>]*</w:t>
-      </w:r>
-      <w:proofErr w:type="gramEnd"/>
-      <w:r>
-        <w:rPr>
-          <w:sz w:val="24"/>
-          <w:szCs w:val="24"/>
-        </w:rPr>
-        <w:t xml:space="preserve">*text included when relevant </w:t>
+        <w:t xml:space="preserve"> also take audio recordings of you while you complete the tasks to capture your thought processes. You will be specifically notified before we begin recording and again when we cease recording. These recordings will be kept on a secure, encrypted server and will be accessible only to the immediate research team. The audio will be transcribed into an anonymous text format, after which the original voice files will be destroyed to ensure your privacy and prevent your identity from being linked to your responses.</w:t>
+      </w:r>
+      <w:r>
+        <w:rPr>
+          <w:sz w:val="24"/>
+          <w:szCs w:val="24"/>
+        </w:rPr>
+        <w:t xml:space="preserve">]**text included when relevant </w:t>
       </w:r>
     </w:p>
     <w:p>
@@ -2250,27 +2164,7 @@
           <w:sz w:val="24"/>
           <w:szCs w:val="24"/>
         </w:rPr>
-        <w:t xml:space="preserve">If you do not submit a completed </w:t>
-      </w:r>
-      <w:proofErr w:type="gramStart"/>
-      <w:r>
-        <w:rPr>
-          <w:rFonts w:ascii="Calibri" w:hAnsi="Calibri" w:cs="Calibri"/>
-          <w:iCs/>
-          <w:sz w:val="24"/>
-          <w:szCs w:val="24"/>
-        </w:rPr>
-        <w:t>response</w:t>
-      </w:r>
-      <w:proofErr w:type="gramEnd"/>
-      <w:r>
-        <w:rPr>
-          <w:rFonts w:ascii="Calibri" w:hAnsi="Calibri" w:cs="Calibri"/>
-          <w:iCs/>
-          <w:sz w:val="24"/>
-          <w:szCs w:val="24"/>
-        </w:rPr>
-        <w:t xml:space="preserve"> you will not receive any </w:t>
+        <w:t xml:space="preserve">If you do not submit a completed response you will not receive any </w:t>
       </w:r>
       <w:r>
         <w:rPr>
@@ -2492,27 +2386,7 @@
           <w:sz w:val="24"/>
           <w:szCs w:val="24"/>
         </w:rPr>
-        <w:t xml:space="preserve">The study will take approximately [XXX] </w:t>
-      </w:r>
-      <w:proofErr w:type="gramStart"/>
-      <w:r>
-        <w:rPr>
-          <w:rFonts w:ascii="Calibri" w:hAnsi="Calibri" w:cs="Calibri"/>
-          <w:iCs/>
-          <w:sz w:val="24"/>
-          <w:szCs w:val="24"/>
-        </w:rPr>
-        <w:t>minutes</w:t>
-      </w:r>
-      <w:proofErr w:type="gramEnd"/>
-      <w:r>
-        <w:rPr>
-          <w:rFonts w:ascii="Calibri" w:hAnsi="Calibri" w:cs="Calibri"/>
-          <w:iCs/>
-          <w:sz w:val="24"/>
-          <w:szCs w:val="24"/>
-        </w:rPr>
-        <w:t xml:space="preserve"> and you </w:t>
+        <w:t xml:space="preserve">The study will take approximately [XXX] minutes and you </w:t>
       </w:r>
       <w:r>
         <w:rPr>
@@ -3391,25 +3265,7 @@
           <w:sz w:val="24"/>
           <w:szCs w:val="28"/>
         </w:rPr>
-        <w:t xml:space="preserve">If you are concerned about the way this study is being conducted or </w:t>
-      </w:r>
-      <w:proofErr w:type="gramStart"/>
-      <w:r>
-        <w:rPr>
-          <w:rFonts w:cstheme="minorHAnsi"/>
-          <w:sz w:val="24"/>
-          <w:szCs w:val="28"/>
-        </w:rPr>
-        <w:t>you wish</w:t>
-      </w:r>
-      <w:proofErr w:type="gramEnd"/>
-      <w:r>
-        <w:rPr>
-          <w:rFonts w:cstheme="minorHAnsi"/>
-          <w:sz w:val="24"/>
-          <w:szCs w:val="28"/>
-        </w:rPr>
-        <w:t xml:space="preserve"> to make a complaint to someone independent from the study, please contact the University:</w:t>
+        <w:t>If you are concerned about the way this study is being conducted or you wish to make a complaint to someone independent from the study, please contact the University:</w:t>
       </w:r>
     </w:p>
     <w:p>
@@ -5738,12 +5594,6 @@
 </file>
 
 <file path=customXml/item1.xml><?xml version="1.0" encoding="utf-8"?>
-<p:properties xmlns:p="http://schemas.microsoft.com/office/2006/metadata/properties" xmlns:xsi="http://www.w3.org/2001/XMLSchema-instance" xmlns:pc="http://schemas.microsoft.com/office/infopath/2007/PartnerControls">
-  <documentManagement/>
-</p:properties>
-</file>
-
-<file path=customXml/item2.xml><?xml version="1.0" encoding="utf-8"?>
 <ct:contentTypeSchema xmlns:ct="http://schemas.microsoft.com/office/2006/metadata/contentType" xmlns:ma="http://schemas.microsoft.com/office/2006/metadata/properties/metaAttributes" ct:_="" ma:_="" ma:contentTypeName="Document" ma:contentTypeID="0x01010035DB8C2460BEF4448B7D0B4CB568F445" ma:contentTypeVersion="4" ma:contentTypeDescription="Create a new document." ma:contentTypeScope="" ma:versionID="c321f9813ea016cda6d966fb7762ae90">
   <xsd:schema xmlns:xsd="http://www.w3.org/2001/XMLSchema" xmlns:xs="http://www.w3.org/2001/XMLSchema" xmlns:p="http://schemas.microsoft.com/office/2006/metadata/properties" xmlns:ns2="5c3b1f9c-22cf-453b-be14-492381baf84f" targetNamespace="http://schemas.microsoft.com/office/2006/metadata/properties" ma:root="true" ma:fieldsID="3a897dd5e9d9658c0cd150f612fb0180" ns2:_="">
     <xsd:import namespace="5c3b1f9c-22cf-453b-be14-492381baf84f"/>
@@ -5887,7 +5737,17 @@
 </ct:contentTypeSchema>
 </file>
 
+<file path=customXml/item2.xml><?xml version="1.0" encoding="utf-8"?>
+<p:properties xmlns:p="http://schemas.microsoft.com/office/2006/metadata/properties" xmlns:xsi="http://www.w3.org/2001/XMLSchema-instance" xmlns:pc="http://schemas.microsoft.com/office/infopath/2007/PartnerControls">
+  <documentManagement/>
+</p:properties>
+</file>
+
 <file path=customXml/item3.xml><?xml version="1.0" encoding="utf-8"?>
+<b:Sources xmlns:b="http://schemas.openxmlformats.org/officeDocument/2006/bibliography" xmlns="http://schemas.openxmlformats.org/officeDocument/2006/bibliography" SelectedStyle="\APASixthEditionOfficeOnline.xsl" StyleName="APA" Version="6"/>
+</file>
+
+<file path=customXml/item4.xml><?xml version="1.0" encoding="utf-8"?>
 <?mso-contentType ?>
 <FormTemplates xmlns="http://schemas.microsoft.com/sharepoint/v3/contenttype/forms">
   <Display>DocumentLibraryForm</Display>
@@ -5896,20 +5756,7 @@
 </FormTemplates>
 </file>
 
-<file path=customXml/item4.xml><?xml version="1.0" encoding="utf-8"?>
-<b:Sources xmlns:b="http://schemas.openxmlformats.org/officeDocument/2006/bibliography" xmlns="http://schemas.openxmlformats.org/officeDocument/2006/bibliography" SelectedStyle="\APASixthEditionOfficeOnline.xsl" StyleName="APA" Version="6"/>
-</file>
-
 <file path=customXml/itemProps1.xml><?xml version="1.0" encoding="utf-8"?>
-<ds:datastoreItem xmlns:ds="http://schemas.openxmlformats.org/officeDocument/2006/customXml" ds:itemID="{45D3A08F-1F3E-478C-9538-1AD9C3DE1AC8}">
-  <ds:schemaRefs>
-    <ds:schemaRef ds:uri="http://schemas.microsoft.com/office/2006/metadata/properties"/>
-    <ds:schemaRef ds:uri="http://schemas.microsoft.com/office/infopath/2007/PartnerControls"/>
-  </ds:schemaRefs>
-</ds:datastoreItem>
-</file>
-
-<file path=customXml/itemProps2.xml><?xml version="1.0" encoding="utf-8"?>
 <ds:datastoreItem xmlns:ds="http://schemas.openxmlformats.org/officeDocument/2006/customXml" ds:itemID="{038F562C-6DD3-402E-B243-0B6F773D4455}">
   <ds:schemaRefs>
     <ds:schemaRef ds:uri="http://schemas.microsoft.com/office/2006/metadata/contentType"/>
@@ -5927,18 +5774,27 @@
 </ds:datastoreItem>
 </file>
 
+<file path=customXml/itemProps2.xml><?xml version="1.0" encoding="utf-8"?>
+<ds:datastoreItem xmlns:ds="http://schemas.openxmlformats.org/officeDocument/2006/customXml" ds:itemID="{45D3A08F-1F3E-478C-9538-1AD9C3DE1AC8}">
+  <ds:schemaRefs>
+    <ds:schemaRef ds:uri="http://schemas.microsoft.com/office/2006/metadata/properties"/>
+    <ds:schemaRef ds:uri="http://schemas.microsoft.com/office/infopath/2007/PartnerControls"/>
+  </ds:schemaRefs>
+</ds:datastoreItem>
+</file>
+
 <file path=customXml/itemProps3.xml><?xml version="1.0" encoding="utf-8"?>
-<ds:datastoreItem xmlns:ds="http://schemas.openxmlformats.org/officeDocument/2006/customXml" ds:itemID="{584929B2-76B6-4CCC-AD04-AD87FD3A458D}">
+<ds:datastoreItem xmlns:ds="http://schemas.openxmlformats.org/officeDocument/2006/customXml" ds:itemID="{5D46F5A2-4D7E-403D-8FF1-535B8C9ACB18}">
   <ds:schemaRefs>
-    <ds:schemaRef ds:uri="http://schemas.microsoft.com/sharepoint/v3/contenttype/forms"/>
+    <ds:schemaRef ds:uri="http://schemas.openxmlformats.org/officeDocument/2006/bibliography"/>
   </ds:schemaRefs>
 </ds:datastoreItem>
 </file>
 
 <file path=customXml/itemProps4.xml><?xml version="1.0" encoding="utf-8"?>
-<ds:datastoreItem xmlns:ds="http://schemas.openxmlformats.org/officeDocument/2006/customXml" ds:itemID="{5D46F5A2-4D7E-403D-8FF1-535B8C9ACB18}">
+<ds:datastoreItem xmlns:ds="http://schemas.openxmlformats.org/officeDocument/2006/customXml" ds:itemID="{584929B2-76B6-4CCC-AD04-AD87FD3A458D}">
   <ds:schemaRefs>
-    <ds:schemaRef ds:uri="http://schemas.openxmlformats.org/officeDocument/2006/bibliography"/>
+    <ds:schemaRef ds:uri="http://schemas.microsoft.com/sharepoint/v3/contenttype/forms"/>
   </ds:schemaRefs>
 </ds:datastoreItem>
 </file>

--- a/ethics/Lab-Online-Studies 2022_796/2022_HE000796 - PIS SONA (clean).docx
+++ b/ethics/Lab-Online-Studies 2022_796/2022_HE000796 - PIS SONA (clean).docx
@@ -1,6 +1,6 @@
 
 <file path=word/document.xml><?xml version="1.0" encoding="utf-8"?>
-<w:document xmlns:wpc="http://schemas.microsoft.com/office/word/2010/wordprocessingCanvas" xmlns:cx="http://schemas.microsoft.com/office/drawing/2014/chartex" xmlns:cx1="http://schemas.microsoft.com/office/drawing/2015/9/8/chartex" xmlns:cx2="http://schemas.microsoft.com/office/drawing/2015/10/21/chartex" xmlns:cx3="http://schemas.microsoft.com/office/drawing/2016/5/9/chartex" xmlns:cx4="http://schemas.microsoft.com/office/drawing/2016/5/10/chartex" xmlns:cx5="http://schemas.microsoft.com/office/drawing/2016/5/11/chartex" xmlns:cx6="http://schemas.microsoft.com/office/drawing/2016/5/12/chartex" xmlns:cx7="http://schemas.microsoft.com/office/drawing/2016/5/13/chartex" xmlns:cx8="http://schemas.microsoft.com/office/drawing/2016/5/14/chartex" xmlns:mc="http://schemas.openxmlformats.org/markup-compatibility/2006" xmlns:aink="http://schemas.microsoft.com/office/drawing/2016/ink" xmlns:am3d="http://schemas.microsoft.com/office/drawing/2017/model3d" xmlns:o="urn:schemas-microsoft-com:office:office" xmlns:oel="http://schemas.microsoft.com/office/2019/extlst" xmlns:r="http://schemas.openxmlformats.org/officeDocument/2006/relationships" xmlns:m="http://schemas.openxmlformats.org/officeDocument/2006/math" xmlns:v="urn:schemas-microsoft-com:vml" xmlns:wp14="http://schemas.microsoft.com/office/word/2010/wordprocessingDrawing" xmlns:wp="http://schemas.openxmlformats.org/drawingml/2006/wordprocessingDrawing" xmlns:w10="urn:schemas-microsoft-com:office:word" xmlns:w="http://schemas.openxmlformats.org/wordprocessingml/2006/main" xmlns:w14="http://schemas.microsoft.com/office/word/2010/wordml" xmlns:w15="http://schemas.microsoft.com/office/word/2012/wordml" xmlns:w16cex="http://schemas.microsoft.com/office/word/2018/wordml/cex" xmlns:w16cid="http://schemas.microsoft.com/office/word/2016/wordml/cid" xmlns:w16="http://schemas.microsoft.com/office/word/2018/wordml" xmlns:w16du="http://schemas.microsoft.com/office/word/2023/wordml/word16du" xmlns:w16sdtdh="http://schemas.microsoft.com/office/word/2020/wordml/sdtdatahash" xmlns:w16sdtfl="http://schemas.microsoft.com/office/word/2024/wordml/sdtformatlock" xmlns:w16se="http://schemas.microsoft.com/office/word/2015/wordml/symex" xmlns:wpg="http://schemas.microsoft.com/office/word/2010/wordprocessingGroup" xmlns:wpi="http://schemas.microsoft.com/office/word/2010/wordprocessingInk" xmlns:wne="http://schemas.microsoft.com/office/word/2006/wordml" xmlns:wps="http://schemas.microsoft.com/office/word/2010/wordprocessingShape" mc:Ignorable="w14 w15 w16se w16cid w16 w16cex w16sdtdh w16sdtfl w16du wp14">
+<w:document xmlns:wpc="http://schemas.microsoft.com/office/word/2010/wordprocessingCanvas" xmlns:cx="http://schemas.microsoft.com/office/drawing/2014/chartex" xmlns:cx1="http://schemas.microsoft.com/office/drawing/2015/9/8/chartex" xmlns:cx2="http://schemas.microsoft.com/office/drawing/2015/10/21/chartex" xmlns:cx3="http://schemas.microsoft.com/office/drawing/2016/5/9/chartex" xmlns:cx4="http://schemas.microsoft.com/office/drawing/2016/5/10/chartex" xmlns:cx5="http://schemas.microsoft.com/office/drawing/2016/5/11/chartex" xmlns:cx6="http://schemas.microsoft.com/office/drawing/2016/5/12/chartex" xmlns:cx7="http://schemas.microsoft.com/office/drawing/2016/5/13/chartex" xmlns:cx8="http://schemas.microsoft.com/office/drawing/2016/5/14/chartex" xmlns:mc="http://schemas.openxmlformats.org/markup-compatibility/2006" xmlns:m="http://schemas.openxmlformats.org/officeDocument/2006/math" xmlns:aink="http://schemas.microsoft.com/office/drawing/2016/ink" xmlns:am3d="http://schemas.microsoft.com/office/drawing/2017/model3d" xmlns:oel="http://schemas.microsoft.com/office/2019/extlst" xmlns:r="http://schemas.openxmlformats.org/officeDocument/2006/relationships" xmlns:wp14="http://schemas.microsoft.com/office/word/2010/wordprocessingDrawing" xmlns:wp="http://schemas.openxmlformats.org/drawingml/2006/wordprocessingDrawing" xmlns:wpg="http://schemas.microsoft.com/office/word/2010/wordprocessingGroup" xmlns:wpi="http://schemas.microsoft.com/office/word/2010/wordprocessingInk" xmlns:wps="http://schemas.microsoft.com/office/word/2010/wordprocessingShape" xmlns:o="urn:schemas-microsoft-com:office:office" xmlns:v="urn:schemas-microsoft-com:vml" xmlns:w10="urn:schemas-microsoft-com:office:word" xmlns:w="http://schemas.openxmlformats.org/wordprocessingml/2006/main" xmlns:w14="http://schemas.microsoft.com/office/word/2010/wordml" xmlns:w15="http://schemas.microsoft.com/office/word/2012/wordml" xmlns:w16cei="http://schemas.microsoft.com/office/word/2026/wordml/cei" xmlns:w16cex="http://schemas.microsoft.com/office/word/2018/wordml/cex" xmlns:w16cid="http://schemas.microsoft.com/office/word/2016/wordml/cid" xmlns:w16="http://schemas.microsoft.com/office/word/2018/wordml" xmlns:w16sdtdh="http://schemas.microsoft.com/office/word/2020/wordml/sdtdatahash" xmlns:w16sdtfl="http://schemas.microsoft.com/office/word/2024/wordml/sdtformatlock" xmlns:w16se="http://schemas.microsoft.com/office/word/2015/wordml/symex" xmlns:w16du="http://schemas.microsoft.com/office/word/2023/wordml/word16du" xmlns:wne="http://schemas.microsoft.com/office/word/2006/wordml" mc:Ignorable="w14 w15 w16se w16cid w16 w16cex w16sdtdh w16sdtfl w16du wp14">
   <w:body>
     <w:p>
       <w:pPr>
@@ -749,39 +749,7 @@
           <w:sz w:val="24"/>
           <w:szCs w:val="24"/>
         </w:rPr>
-        <w:t xml:space="preserve">Ms </w:t>
-      </w:r>
-      <w:r>
-        <w:rPr>
-          <w:color w:val="000000" w:themeColor="text1"/>
-          <w:sz w:val="24"/>
-          <w:szCs w:val="24"/>
-        </w:rPr>
-        <w:t>Cynthia Feng</w:t>
-      </w:r>
-      <w:r>
-        <w:rPr>
-          <w:color w:val="000000" w:themeColor="text1"/>
-          <w:sz w:val="24"/>
-          <w:szCs w:val="24"/>
-        </w:rPr>
-        <w:t xml:space="preserve">, PhD Student, School of Psychology, </w:t>
-      </w:r>
-      <w:r>
-        <w:rPr>
-          <w:color w:val="000000" w:themeColor="text1"/>
-          <w:sz w:val="24"/>
-          <w:szCs w:val="24"/>
-        </w:rPr>
-        <w:t>Un</w:t>
-      </w:r>
-      <w:r>
-        <w:rPr>
-          <w:color w:val="000000" w:themeColor="text1"/>
-          <w:sz w:val="24"/>
-          <w:szCs w:val="24"/>
-        </w:rPr>
-        <w:t>iversity of Sydney</w:t>
+        <w:t>Dr Dominic Tran, Research Fellow, School of Psychology, University of Sydney</w:t>
       </w:r>
     </w:p>
     <w:p>
@@ -809,7 +777,39 @@
           <w:sz w:val="24"/>
           <w:szCs w:val="24"/>
         </w:rPr>
-        <w:t>Ms Yueting Zhan, PhD Student, School of Psychology, University of Sydney</w:t>
+        <w:t xml:space="preserve">Ms </w:t>
+      </w:r>
+      <w:r>
+        <w:rPr>
+          <w:color w:val="000000" w:themeColor="text1"/>
+          <w:sz w:val="24"/>
+          <w:szCs w:val="24"/>
+        </w:rPr>
+        <w:t>Cynthia Feng</w:t>
+      </w:r>
+      <w:r>
+        <w:rPr>
+          <w:color w:val="000000" w:themeColor="text1"/>
+          <w:sz w:val="24"/>
+          <w:szCs w:val="24"/>
+        </w:rPr>
+        <w:t xml:space="preserve">, PhD Student, School of Psychology, </w:t>
+      </w:r>
+      <w:r>
+        <w:rPr>
+          <w:color w:val="000000" w:themeColor="text1"/>
+          <w:sz w:val="24"/>
+          <w:szCs w:val="24"/>
+        </w:rPr>
+        <w:t>Un</w:t>
+      </w:r>
+      <w:r>
+        <w:rPr>
+          <w:color w:val="000000" w:themeColor="text1"/>
+          <w:sz w:val="24"/>
+          <w:szCs w:val="24"/>
+        </w:rPr>
+        <w:t>iversity of Sydney</w:t>
       </w:r>
     </w:p>
     <w:p>
@@ -833,27 +833,29 @@
       </w:pPr>
       <w:r>
         <w:rPr>
-          <w:rFonts w:cstheme="minorHAnsi"/>
-          <w:sz w:val="24"/>
-          <w:szCs w:val="28"/>
-        </w:rPr>
-        <w:t xml:space="preserve">Ms Mariya Bartosh, </w:t>
-      </w:r>
-      <w:r>
-        <w:rPr>
-          <w:rFonts w:cstheme="minorHAnsi"/>
-          <w:sz w:val="24"/>
-          <w:szCs w:val="28"/>
-        </w:rPr>
-        <w:t xml:space="preserve">PhD </w:t>
-      </w:r>
-      <w:r>
-        <w:rPr>
-          <w:rFonts w:cstheme="minorHAnsi"/>
-          <w:sz w:val="24"/>
-          <w:szCs w:val="28"/>
-        </w:rPr>
-        <w:t>Student, School of Psychology, University of Sydney</w:t>
+          <w:color w:val="000000" w:themeColor="text1"/>
+          <w:sz w:val="24"/>
+          <w:szCs w:val="24"/>
+        </w:rPr>
+        <w:t xml:space="preserve">Ms </w:t>
+      </w:r>
+      <w:proofErr w:type="spellStart"/>
+      <w:r>
+        <w:rPr>
+          <w:color w:val="000000" w:themeColor="text1"/>
+          <w:sz w:val="24"/>
+          <w:szCs w:val="24"/>
+        </w:rPr>
+        <w:t>Yueting</w:t>
+      </w:r>
+      <w:proofErr w:type="spellEnd"/>
+      <w:r>
+        <w:rPr>
+          <w:color w:val="000000" w:themeColor="text1"/>
+          <w:sz w:val="24"/>
+          <w:szCs w:val="24"/>
+        </w:rPr>
+        <w:t xml:space="preserve"> Zhan, PhD Student, School of Psychology, University of Sydney</w:t>
       </w:r>
     </w:p>
     <w:p>
@@ -881,39 +883,23 @@
           <w:sz w:val="24"/>
           <w:szCs w:val="28"/>
         </w:rPr>
-        <w:t xml:space="preserve">Ms </w:t>
-      </w:r>
-      <w:r>
-        <w:rPr>
-          <w:rFonts w:cstheme="minorHAnsi"/>
-          <w:sz w:val="24"/>
-          <w:szCs w:val="28"/>
-        </w:rPr>
-        <w:t>Natalie</w:t>
-      </w:r>
-      <w:r>
-        <w:rPr>
-          <w:rFonts w:cstheme="minorHAnsi"/>
-          <w:sz w:val="24"/>
-          <w:szCs w:val="28"/>
-        </w:rPr>
-        <w:t xml:space="preserve"> </w:t>
-      </w:r>
-      <w:r>
-        <w:rPr>
-          <w:rFonts w:cstheme="minorHAnsi"/>
-          <w:sz w:val="24"/>
-          <w:szCs w:val="28"/>
-        </w:rPr>
-        <w:t>Liu</w:t>
-      </w:r>
-      <w:r>
-        <w:rPr>
-          <w:rFonts w:cstheme="minorHAnsi"/>
-          <w:sz w:val="24"/>
-          <w:szCs w:val="28"/>
-        </w:rPr>
-        <w:t>, Honours Student, School of Psychology, University of Sydney</w:t>
+        <w:t xml:space="preserve">Ms Mariya Bartosh, </w:t>
+      </w:r>
+      <w:r>
+        <w:rPr>
+          <w:rFonts w:cstheme="minorHAnsi"/>
+          <w:sz w:val="24"/>
+          <w:szCs w:val="28"/>
+        </w:rPr>
+        <w:t xml:space="preserve">PhD </w:t>
+      </w:r>
+      <w:r>
+        <w:rPr>
+          <w:rFonts w:cstheme="minorHAnsi"/>
+          <w:sz w:val="24"/>
+          <w:szCs w:val="28"/>
+        </w:rPr>
+        <w:t>Student, School of Psychology, University of Sydney</w:t>
       </w:r>
     </w:p>
     <w:p>
@@ -941,39 +927,7 @@
           <w:sz w:val="24"/>
           <w:szCs w:val="28"/>
         </w:rPr>
-        <w:t xml:space="preserve">Ms </w:t>
-      </w:r>
-      <w:r>
-        <w:rPr>
-          <w:rFonts w:cstheme="minorHAnsi"/>
-          <w:sz w:val="24"/>
-          <w:szCs w:val="28"/>
-        </w:rPr>
-        <w:t>Michelle</w:t>
-      </w:r>
-      <w:r>
-        <w:rPr>
-          <w:rFonts w:cstheme="minorHAnsi"/>
-          <w:sz w:val="24"/>
-          <w:szCs w:val="28"/>
-        </w:rPr>
-        <w:t xml:space="preserve"> </w:t>
-      </w:r>
-      <w:r>
-        <w:rPr>
-          <w:rFonts w:cstheme="minorHAnsi"/>
-          <w:sz w:val="24"/>
-          <w:szCs w:val="28"/>
-        </w:rPr>
-        <w:t>Dao</w:t>
-      </w:r>
-      <w:r>
-        <w:rPr>
-          <w:rFonts w:cstheme="minorHAnsi"/>
-          <w:sz w:val="24"/>
-          <w:szCs w:val="28"/>
-        </w:rPr>
-        <w:t>, Honours Student, School of Psychology, University of Sydney</w:t>
+        <w:t>Ms Sheng-Ling Chang, PhD Student, School of Psychology, University of Sydney</w:t>
       </w:r>
     </w:p>
     <w:p>
@@ -997,35 +951,27 @@
       </w:pPr>
       <w:r>
         <w:rPr>
-          <w:rFonts w:cstheme="minorHAnsi"/>
-          <w:sz w:val="24"/>
-          <w:szCs w:val="28"/>
-        </w:rPr>
-        <w:t xml:space="preserve">Ms </w:t>
-      </w:r>
-      <w:r>
-        <w:rPr>
-          <w:rFonts w:cstheme="minorHAnsi"/>
-          <w:sz w:val="24"/>
-          <w:szCs w:val="28"/>
-        </w:rPr>
-        <w:t>Isabella</w:t>
-      </w:r>
-      <w:r>
-        <w:rPr>
-          <w:rFonts w:cstheme="minorHAnsi"/>
-          <w:sz w:val="24"/>
-          <w:szCs w:val="28"/>
-        </w:rPr>
-        <w:t xml:space="preserve"> Evangelista, Honours Student, School of Psychology, University of Sydne</w:t>
-      </w:r>
-      <w:r>
-        <w:rPr>
-          <w:rFonts w:cstheme="minorHAnsi"/>
-          <w:sz w:val="24"/>
-          <w:szCs w:val="28"/>
-        </w:rPr>
-        <w:t>y</w:t>
+          <w:color w:val="000000" w:themeColor="text1"/>
+          <w:sz w:val="24"/>
+          <w:szCs w:val="24"/>
+        </w:rPr>
+        <w:t>Mr Liam Gialdi, MSc Student, Faculty of Medicine &amp; Health,</w:t>
+      </w:r>
+      <w:r>
+        <w:rPr>
+          <w:rFonts w:cstheme="minorHAnsi"/>
+          <w:sz w:val="24"/>
+          <w:szCs w:val="28"/>
+        </w:rPr>
+        <w:t xml:space="preserve"> </w:t>
+      </w:r>
+      <w:r>
+        <w:rPr>
+          <w:rFonts w:cstheme="minorHAnsi"/>
+          <w:sz w:val="24"/>
+          <w:szCs w:val="28"/>
+        </w:rPr>
+        <w:t>University of Sydney</w:t>
       </w:r>
     </w:p>
     <w:p>
@@ -1053,15 +999,15 @@
           <w:sz w:val="24"/>
           <w:szCs w:val="28"/>
         </w:rPr>
-        <w:t>M</w:t>
-      </w:r>
-      <w:r>
-        <w:rPr>
-          <w:rFonts w:cstheme="minorHAnsi"/>
-          <w:sz w:val="24"/>
-          <w:szCs w:val="28"/>
-        </w:rPr>
-        <w:t>s</w:t>
+        <w:t xml:space="preserve">Ms </w:t>
+      </w:r>
+      <w:r>
+        <w:rPr>
+          <w:rFonts w:cstheme="minorHAnsi"/>
+          <w:sz w:val="24"/>
+          <w:szCs w:val="28"/>
+        </w:rPr>
+        <w:t>Natalie</w:t>
       </w:r>
       <w:r>
         <w:rPr>
@@ -1077,7 +1023,7 @@
           <w:sz w:val="24"/>
           <w:szCs w:val="28"/>
         </w:rPr>
-        <w:t>Ju Won Lee</w:t>
+        <w:t>Liu</w:t>
       </w:r>
       <w:r>
         <w:rPr>
@@ -1113,7 +1059,15 @@
           <w:sz w:val="24"/>
           <w:szCs w:val="28"/>
         </w:rPr>
-        <w:t>Mr Riley Leckie, Research Assistant,</w:t>
+        <w:t xml:space="preserve">Ms </w:t>
+      </w:r>
+      <w:r>
+        <w:rPr>
+          <w:rFonts w:cstheme="minorHAnsi"/>
+          <w:sz w:val="24"/>
+          <w:szCs w:val="28"/>
+        </w:rPr>
+        <w:t>Michelle</w:t>
       </w:r>
       <w:r>
         <w:rPr>
@@ -1129,7 +1083,15 @@
           <w:sz w:val="24"/>
           <w:szCs w:val="28"/>
         </w:rPr>
-        <w:t>School of Psychology, University of Sydney</w:t>
+        <w:t>Dao</w:t>
+      </w:r>
+      <w:r>
+        <w:rPr>
+          <w:rFonts w:cstheme="minorHAnsi"/>
+          <w:sz w:val="24"/>
+          <w:szCs w:val="28"/>
+        </w:rPr>
+        <w:t>, Honours Student, School of Psychology, University of Sydney</w:t>
       </w:r>
     </w:p>
     <w:p>
@@ -1157,23 +1119,31 @@
           <w:sz w:val="24"/>
           <w:szCs w:val="28"/>
         </w:rPr>
-        <w:t>Ms Imann Mian, Research Assistant,</w:t>
-      </w:r>
-      <w:r>
-        <w:rPr>
-          <w:rFonts w:cstheme="minorHAnsi"/>
-          <w:sz w:val="24"/>
-          <w:szCs w:val="28"/>
-        </w:rPr>
-        <w:t xml:space="preserve"> </w:t>
-      </w:r>
-      <w:r>
-        <w:rPr>
-          <w:rFonts w:cstheme="minorHAnsi"/>
-          <w:sz w:val="24"/>
-          <w:szCs w:val="28"/>
-        </w:rPr>
-        <w:t>School of Psychology, University of Sydney</w:t>
+        <w:t xml:space="preserve">Ms </w:t>
+      </w:r>
+      <w:r>
+        <w:rPr>
+          <w:rFonts w:cstheme="minorHAnsi"/>
+          <w:sz w:val="24"/>
+          <w:szCs w:val="28"/>
+        </w:rPr>
+        <w:t>Isabella</w:t>
+      </w:r>
+      <w:r>
+        <w:rPr>
+          <w:rFonts w:cstheme="minorHAnsi"/>
+          <w:sz w:val="24"/>
+          <w:szCs w:val="28"/>
+        </w:rPr>
+        <w:t xml:space="preserve"> Evangelista, Honours Student, School of Psychology, University of Sydne</w:t>
+      </w:r>
+      <w:r>
+        <w:rPr>
+          <w:rFonts w:cstheme="minorHAnsi"/>
+          <w:sz w:val="24"/>
+          <w:szCs w:val="28"/>
+        </w:rPr>
+        <w:t>y</w:t>
       </w:r>
     </w:p>
     <w:p>
@@ -1201,7 +1171,15 @@
           <w:sz w:val="24"/>
           <w:szCs w:val="28"/>
         </w:rPr>
-        <w:t>Mr Felix Pfeifer, Research Assistant,</w:t>
+        <w:t>M</w:t>
+      </w:r>
+      <w:r>
+        <w:rPr>
+          <w:rFonts w:cstheme="minorHAnsi"/>
+          <w:sz w:val="24"/>
+          <w:szCs w:val="28"/>
+        </w:rPr>
+        <w:t>s</w:t>
       </w:r>
       <w:r>
         <w:rPr>
@@ -1217,7 +1195,15 @@
           <w:sz w:val="24"/>
           <w:szCs w:val="28"/>
         </w:rPr>
-        <w:t>School of Psychology, University of Sydney</w:t>
+        <w:t>Ju Won Lee</w:t>
+      </w:r>
+      <w:r>
+        <w:rPr>
+          <w:rFonts w:cstheme="minorHAnsi"/>
+          <w:sz w:val="24"/>
+          <w:szCs w:val="28"/>
+        </w:rPr>
+        <w:t>, Honours Student, School of Psychology, University of Sydney</w:t>
       </w:r>
     </w:p>
     <w:p>
@@ -1245,23 +1231,7 @@
           <w:sz w:val="24"/>
           <w:szCs w:val="28"/>
         </w:rPr>
-        <w:t xml:space="preserve">Mr </w:t>
-      </w:r>
-      <w:r>
-        <w:rPr>
-          <w:rFonts w:cstheme="minorHAnsi"/>
-          <w:sz w:val="24"/>
-          <w:szCs w:val="28"/>
-        </w:rPr>
-        <w:t>Aditya Sridhar</w:t>
-      </w:r>
-      <w:r>
-        <w:rPr>
-          <w:rFonts w:cstheme="minorHAnsi"/>
-          <w:sz w:val="24"/>
-          <w:szCs w:val="28"/>
-        </w:rPr>
-        <w:t>, Research Assistant,</w:t>
+        <w:t>Mr Riley Leckie, Research Assistant,</w:t>
       </w:r>
       <w:r>
         <w:rPr>
@@ -1292,39 +1262,38 @@
         <w:autoSpaceDN w:val="0"/>
         <w:adjustRightInd w:val="0"/>
         <w:spacing w:after="0" w:line="240" w:lineRule="auto"/>
-        <w:jc w:val="both"/>
         <w:textAlignment w:val="baseline"/>
         <w:rPr>
-          <w:rFonts w:cstheme="minorHAnsi"/>
-          <w:b/>
-          <w:bCs/>
-          <w:sz w:val="24"/>
-          <w:szCs w:val="28"/>
-        </w:rPr>
-      </w:pPr>
-      <w:r>
-        <w:rPr>
           <w:color w:val="000000" w:themeColor="text1"/>
           <w:sz w:val="24"/>
           <w:szCs w:val="24"/>
         </w:rPr>
-        <w:t>Mr Riley Landfear</w:t>
-      </w:r>
-      <w:r>
-        <w:rPr>
-          <w:color w:val="000000" w:themeColor="text1"/>
-          <w:sz w:val="24"/>
-          <w:szCs w:val="24"/>
-        </w:rPr>
-        <w:t xml:space="preserve">, </w:t>
-      </w:r>
-      <w:r>
-        <w:rPr>
-          <w:rFonts w:cstheme="minorHAnsi"/>
-          <w:sz w:val="24"/>
-          <w:szCs w:val="28"/>
-        </w:rPr>
-        <w:t>Research Assistant,</w:t>
+      </w:pPr>
+      <w:r>
+        <w:rPr>
+          <w:rFonts w:cstheme="minorHAnsi"/>
+          <w:sz w:val="24"/>
+          <w:szCs w:val="28"/>
+        </w:rPr>
+        <w:t xml:space="preserve">Ms </w:t>
+      </w:r>
+      <w:proofErr w:type="spellStart"/>
+      <w:r>
+        <w:rPr>
+          <w:rFonts w:cstheme="minorHAnsi"/>
+          <w:sz w:val="24"/>
+          <w:szCs w:val="28"/>
+        </w:rPr>
+        <w:t>Imann</w:t>
+      </w:r>
+      <w:proofErr w:type="spellEnd"/>
+      <w:r>
+        <w:rPr>
+          <w:rFonts w:cstheme="minorHAnsi"/>
+          <w:sz w:val="24"/>
+          <w:szCs w:val="28"/>
+        </w:rPr>
+        <w:t xml:space="preserve"> Mian, Research Assistant,</w:t>
       </w:r>
       <w:r>
         <w:rPr>
@@ -1355,31 +1324,20 @@
         <w:autoSpaceDN w:val="0"/>
         <w:adjustRightInd w:val="0"/>
         <w:spacing w:after="0" w:line="240" w:lineRule="auto"/>
-        <w:jc w:val="both"/>
         <w:textAlignment w:val="baseline"/>
         <w:rPr>
-          <w:rFonts w:cstheme="minorHAnsi"/>
-          <w:b/>
-          <w:bCs/>
-          <w:sz w:val="24"/>
-          <w:szCs w:val="28"/>
-        </w:rPr>
-      </w:pPr>
-      <w:r>
-        <w:rPr>
           <w:color w:val="000000" w:themeColor="text1"/>
           <w:sz w:val="24"/>
           <w:szCs w:val="24"/>
         </w:rPr>
-        <w:t>Mr Eoin Shepherd, Denison Student</w:t>
-      </w:r>
-      <w:r>
-        <w:rPr>
-          <w:rFonts w:cstheme="minorHAnsi"/>
-          <w:sz w:val="24"/>
-          <w:szCs w:val="28"/>
-        </w:rPr>
-        <w:t>,</w:t>
+      </w:pPr>
+      <w:r>
+        <w:rPr>
+          <w:rFonts w:cstheme="minorHAnsi"/>
+          <w:sz w:val="24"/>
+          <w:szCs w:val="28"/>
+        </w:rPr>
+        <w:t>Mr Felix Pfeifer, Research Assistant,</w:t>
       </w:r>
       <w:r>
         <w:rPr>
@@ -1410,7 +1368,6 @@
         <w:autoSpaceDN w:val="0"/>
         <w:adjustRightInd w:val="0"/>
         <w:spacing w:after="0" w:line="240" w:lineRule="auto"/>
-        <w:jc w:val="both"/>
         <w:textAlignment w:val="baseline"/>
         <w:rPr>
           <w:color w:val="000000" w:themeColor="text1"/>
@@ -1420,25 +1377,59 @@
       </w:pPr>
       <w:r>
         <w:rPr>
-          <w:color w:val="000000" w:themeColor="text1"/>
-          <w:sz w:val="24"/>
-          <w:szCs w:val="24"/>
-        </w:rPr>
-        <w:t>Ms Lina Kim, Denison Student</w:t>
-      </w:r>
-      <w:r>
-        <w:rPr>
-          <w:rFonts w:cstheme="minorHAnsi"/>
-          <w:sz w:val="24"/>
-          <w:szCs w:val="28"/>
-        </w:rPr>
-        <w:t>, School of Psychology, University of Sydney</w:t>
-      </w:r>
-    </w:p>
-    <w:p>
-      <w:pPr>
-        <w:spacing w:after="0"/>
-        <w:jc w:val="both"/>
+          <w:rFonts w:cstheme="minorHAnsi"/>
+          <w:sz w:val="24"/>
+          <w:szCs w:val="28"/>
+        </w:rPr>
+        <w:t xml:space="preserve">Mr </w:t>
+      </w:r>
+      <w:r>
+        <w:rPr>
+          <w:rFonts w:cstheme="minorHAnsi"/>
+          <w:sz w:val="24"/>
+          <w:szCs w:val="28"/>
+        </w:rPr>
+        <w:t>Aditya Sridhar</w:t>
+      </w:r>
+      <w:r>
+        <w:rPr>
+          <w:rFonts w:cstheme="minorHAnsi"/>
+          <w:sz w:val="24"/>
+          <w:szCs w:val="28"/>
+        </w:rPr>
+        <w:t>, Research Assistant,</w:t>
+      </w:r>
+      <w:r>
+        <w:rPr>
+          <w:rFonts w:cstheme="minorHAnsi"/>
+          <w:sz w:val="24"/>
+          <w:szCs w:val="28"/>
+        </w:rPr>
+        <w:t xml:space="preserve"> </w:t>
+      </w:r>
+      <w:r>
+        <w:rPr>
+          <w:rFonts w:cstheme="minorHAnsi"/>
+          <w:sz w:val="24"/>
+          <w:szCs w:val="28"/>
+        </w:rPr>
+        <w:t>School of Psychology, University of Sydney</w:t>
+      </w:r>
+    </w:p>
+    <w:p>
+      <w:pPr>
+        <w:pStyle w:val="ListParagraph"/>
+        <w:numPr>
+          <w:ilvl w:val="0"/>
+          <w:numId w:val="9"/>
+        </w:numPr>
+        <w:overflowPunct w:val="0"/>
+        <w:autoSpaceDE w:val="0"/>
+        <w:autoSpaceDN w:val="0"/>
+        <w:adjustRightInd w:val="0"/>
+        <w:spacing w:after="0" w:line="240" w:lineRule="auto"/>
+        <w:jc w:val="both"/>
+        <w:textAlignment w:val="baseline"/>
         <w:rPr>
           <w:rFonts w:cstheme="minorHAnsi"/>
           <w:b/>
@@ -1447,6 +1438,151 @@
           <w:szCs w:val="28"/>
         </w:rPr>
       </w:pPr>
+      <w:r>
+        <w:rPr>
+          <w:color w:val="000000" w:themeColor="text1"/>
+          <w:sz w:val="24"/>
+          <w:szCs w:val="24"/>
+        </w:rPr>
+        <w:t>Mr Riley Landfear</w:t>
+      </w:r>
+      <w:r>
+        <w:rPr>
+          <w:color w:val="000000" w:themeColor="text1"/>
+          <w:sz w:val="24"/>
+          <w:szCs w:val="24"/>
+        </w:rPr>
+        <w:t xml:space="preserve">, </w:t>
+      </w:r>
+      <w:r>
+        <w:rPr>
+          <w:rFonts w:cstheme="minorHAnsi"/>
+          <w:sz w:val="24"/>
+          <w:szCs w:val="28"/>
+        </w:rPr>
+        <w:t>Research Assistant,</w:t>
+      </w:r>
+      <w:r>
+        <w:rPr>
+          <w:rFonts w:cstheme="minorHAnsi"/>
+          <w:sz w:val="24"/>
+          <w:szCs w:val="28"/>
+        </w:rPr>
+        <w:t xml:space="preserve"> </w:t>
+      </w:r>
+      <w:r>
+        <w:rPr>
+          <w:rFonts w:cstheme="minorHAnsi"/>
+          <w:sz w:val="24"/>
+          <w:szCs w:val="28"/>
+        </w:rPr>
+        <w:t>School of Psychology, University of Sydney</w:t>
+      </w:r>
+    </w:p>
+    <w:p>
+      <w:pPr>
+        <w:pStyle w:val="ListParagraph"/>
+        <w:numPr>
+          <w:ilvl w:val="0"/>
+          <w:numId w:val="9"/>
+        </w:numPr>
+        <w:overflowPunct w:val="0"/>
+        <w:autoSpaceDE w:val="0"/>
+        <w:autoSpaceDN w:val="0"/>
+        <w:adjustRightInd w:val="0"/>
+        <w:spacing w:after="0" w:line="240" w:lineRule="auto"/>
+        <w:jc w:val="both"/>
+        <w:textAlignment w:val="baseline"/>
+        <w:rPr>
+          <w:rFonts w:cstheme="minorHAnsi"/>
+          <w:b/>
+          <w:bCs/>
+          <w:sz w:val="24"/>
+          <w:szCs w:val="28"/>
+        </w:rPr>
+      </w:pPr>
+      <w:r>
+        <w:rPr>
+          <w:color w:val="000000" w:themeColor="text1"/>
+          <w:sz w:val="24"/>
+          <w:szCs w:val="24"/>
+        </w:rPr>
+        <w:t>Mr Eoin Shepherd, Denison Student</w:t>
+      </w:r>
+      <w:r>
+        <w:rPr>
+          <w:rFonts w:cstheme="minorHAnsi"/>
+          <w:sz w:val="24"/>
+          <w:szCs w:val="28"/>
+        </w:rPr>
+        <w:t>,</w:t>
+      </w:r>
+      <w:r>
+        <w:rPr>
+          <w:rFonts w:cstheme="minorHAnsi"/>
+          <w:sz w:val="24"/>
+          <w:szCs w:val="28"/>
+        </w:rPr>
+        <w:t xml:space="preserve"> </w:t>
+      </w:r>
+      <w:r>
+        <w:rPr>
+          <w:rFonts w:cstheme="minorHAnsi"/>
+          <w:sz w:val="24"/>
+          <w:szCs w:val="28"/>
+        </w:rPr>
+        <w:t>School of Psychology, University of Sydney</w:t>
+      </w:r>
+    </w:p>
+    <w:p>
+      <w:pPr>
+        <w:pStyle w:val="ListParagraph"/>
+        <w:numPr>
+          <w:ilvl w:val="0"/>
+          <w:numId w:val="9"/>
+        </w:numPr>
+        <w:overflowPunct w:val="0"/>
+        <w:autoSpaceDE w:val="0"/>
+        <w:autoSpaceDN w:val="0"/>
+        <w:adjustRightInd w:val="0"/>
+        <w:spacing w:after="0" w:line="240" w:lineRule="auto"/>
+        <w:jc w:val="both"/>
+        <w:textAlignment w:val="baseline"/>
+        <w:rPr>
+          <w:color w:val="000000" w:themeColor="text1"/>
+          <w:sz w:val="24"/>
+          <w:szCs w:val="24"/>
+        </w:rPr>
+      </w:pPr>
+      <w:r>
+        <w:rPr>
+          <w:color w:val="000000" w:themeColor="text1"/>
+          <w:sz w:val="24"/>
+          <w:szCs w:val="24"/>
+        </w:rPr>
+        <w:t>Ms Lina Kim, Denison Student</w:t>
+      </w:r>
+      <w:r>
+        <w:rPr>
+          <w:rFonts w:cstheme="minorHAnsi"/>
+          <w:sz w:val="24"/>
+          <w:szCs w:val="28"/>
+        </w:rPr>
+        <w:t>, School of Psychology, University of Sydney</w:t>
+      </w:r>
+    </w:p>
+    <w:p>
+      <w:pPr>
+        <w:spacing w:after="0"/>
+        <w:jc w:val="both"/>
+        <w:rPr>
+          <w:rFonts w:cstheme="minorHAnsi"/>
+          <w:b/>
+          <w:bCs/>
+          <w:sz w:val="24"/>
+          <w:szCs w:val="28"/>
+        </w:rPr>
+      </w:pPr>
     </w:p>
     <w:p>
       <w:pPr>
@@ -1477,7 +1613,6 @@
           <w:sz w:val="24"/>
           <w:szCs w:val="28"/>
         </w:rPr>
-        <w:lastRenderedPageBreak/>
         <w:t xml:space="preserve">Data from this study may form the basis of the PhD theses of </w:t>
       </w:r>
       <w:r>
@@ -1488,13 +1623,31 @@
         </w:rPr>
         <w:t xml:space="preserve">Mariya Bartosh, </w:t>
       </w:r>
+      <w:proofErr w:type="spellStart"/>
       <w:r>
         <w:rPr>
           <w:color w:val="000000" w:themeColor="text1"/>
           <w:sz w:val="24"/>
           <w:szCs w:val="24"/>
         </w:rPr>
-        <w:t>Yueting Zhan</w:t>
+        <w:t>Yueting</w:t>
+      </w:r>
+      <w:proofErr w:type="spellEnd"/>
+      <w:r>
+        <w:rPr>
+          <w:color w:val="000000" w:themeColor="text1"/>
+          <w:sz w:val="24"/>
+          <w:szCs w:val="24"/>
+        </w:rPr>
+        <w:t xml:space="preserve"> Zhan</w:t>
+      </w:r>
+      <w:r>
+        <w:rPr>
+          <w:color w:val="000000" w:themeColor="text1"/>
+          <w:sz w:val="24"/>
+          <w:szCs w:val="24"/>
+        </w:rPr>
+        <w:t>, Sheng-Ling Chang</w:t>
       </w:r>
       <w:r>
         <w:rPr>
@@ -1511,6 +1664,34 @@
           <w:szCs w:val="24"/>
         </w:rPr>
         <w:t>Cynthia Feng</w:t>
+      </w:r>
+      <w:r>
+        <w:rPr>
+          <w:color w:val="000000" w:themeColor="text1"/>
+          <w:sz w:val="24"/>
+          <w:szCs w:val="24"/>
+        </w:rPr>
+        <w:t xml:space="preserve">, the </w:t>
+      </w:r>
+      <w:proofErr w:type="spellStart"/>
+      <w:proofErr w:type="gramStart"/>
+      <w:r>
+        <w:rPr>
+          <w:color w:val="000000" w:themeColor="text1"/>
+          <w:sz w:val="24"/>
+          <w:szCs w:val="24"/>
+        </w:rPr>
+        <w:t>Masters</w:t>
+      </w:r>
+      <w:proofErr w:type="spellEnd"/>
+      <w:proofErr w:type="gramEnd"/>
+      <w:r>
+        <w:rPr>
+          <w:color w:val="000000" w:themeColor="text1"/>
+          <w:sz w:val="24"/>
+          <w:szCs w:val="24"/>
+        </w:rPr>
+        <w:t xml:space="preserve"> thesis of Liam Gialdi,</w:t>
       </w:r>
       <w:r>
         <w:rPr>
@@ -1736,7 +1917,25 @@
           <w:sz w:val="24"/>
           <w:szCs w:val="28"/>
         </w:rPr>
-        <w:t xml:space="preserve"> complete several computerised cognitive tasks and answer a number of surveys about yourself. </w:t>
+        <w:t xml:space="preserve"> complete several computerised cognitive tasks and answer </w:t>
+      </w:r>
+      <w:proofErr w:type="gramStart"/>
+      <w:r>
+        <w:rPr>
+          <w:rFonts w:cstheme="minorHAnsi"/>
+          <w:sz w:val="24"/>
+          <w:szCs w:val="28"/>
+        </w:rPr>
+        <w:t>a number of</w:t>
+      </w:r>
+      <w:proofErr w:type="gramEnd"/>
+      <w:r>
+        <w:rPr>
+          <w:rFonts w:cstheme="minorHAnsi"/>
+          <w:sz w:val="24"/>
+          <w:szCs w:val="28"/>
+        </w:rPr>
+        <w:t xml:space="preserve"> surveys about yourself. </w:t>
       </w:r>
     </w:p>
     <w:p>
@@ -1774,14 +1973,30 @@
           <w:sz w:val="24"/>
           <w:szCs w:val="24"/>
         </w:rPr>
-        <w:t xml:space="preserve"> also take audio recordings of you while you complete the tasks to capture your thought processes. You will be specifically notified before we begin recording and again when we cease recording. These recordings will be kept on a secure, encrypted server and will be accessible only to the immediate research team. The audio will be transcribed into an anonymous text format, after which the original voice files will be destroyed to ensure your privacy and prevent your identity from being linked to your responses.</w:t>
-      </w:r>
-      <w:r>
-        <w:rPr>
-          <w:sz w:val="24"/>
-          <w:szCs w:val="24"/>
-        </w:rPr>
-        <w:t xml:space="preserve">]**text included when relevant </w:t>
+        <w:t xml:space="preserve"> also take audio recordings of you while you complete the tasks to capture your thought processes. You will be specifically notified before we begin recording and again when we cease recording. These recordings will be kept on a secure, encrypted server and will be accessible only to the immediate research team. The audio will be transcribed into an anonymous text format, after which the original voice files will be destroyed to ensure your privacy and prevent your identity from being linked to your responses</w:t>
+      </w:r>
+      <w:proofErr w:type="gramStart"/>
+      <w:r>
+        <w:rPr>
+          <w:sz w:val="24"/>
+          <w:szCs w:val="24"/>
+        </w:rPr>
+        <w:t>.</w:t>
+      </w:r>
+      <w:r>
+        <w:rPr>
+          <w:sz w:val="24"/>
+          <w:szCs w:val="24"/>
+        </w:rPr>
+        <w:t>]*</w:t>
+      </w:r>
+      <w:proofErr w:type="gramEnd"/>
+      <w:r>
+        <w:rPr>
+          <w:sz w:val="24"/>
+          <w:szCs w:val="24"/>
+        </w:rPr>
+        <w:t xml:space="preserve">*text included when relevant </w:t>
       </w:r>
     </w:p>
     <w:p>
@@ -1802,6 +2017,263 @@
       <w:pPr>
         <w:spacing w:after="0" w:line="240" w:lineRule="auto"/>
         <w:ind w:left="360"/>
+        <w:jc w:val="both"/>
+        <w:rPr>
+          <w:rFonts w:cstheme="minorHAnsi"/>
+          <w:i/>
+          <w:iCs/>
+          <w:sz w:val="24"/>
+          <w:szCs w:val="28"/>
+          <w:lang w:val="en-GB"/>
+        </w:rPr>
+      </w:pPr>
+      <w:r>
+        <w:rPr>
+          <w:rFonts w:cstheme="minorHAnsi"/>
+          <w:i/>
+          <w:iCs/>
+          <w:sz w:val="24"/>
+          <w:szCs w:val="28"/>
+          <w:lang w:val="en-GB"/>
+        </w:rPr>
+        <w:t>*</w:t>
+      </w:r>
+      <w:r>
+        <w:rPr>
+          <w:rFonts w:cstheme="minorHAnsi"/>
+          <w:i/>
+          <w:iCs/>
+          <w:sz w:val="24"/>
+          <w:szCs w:val="28"/>
+          <w:lang w:val="en-GB"/>
+        </w:rPr>
+        <w:t xml:space="preserve">To better understand how specific aspects of cognition are regulated, we will measure ongoing activity in your brain. EEG (described in detail below) measures electrical fluctuations across the </w:t>
+      </w:r>
+      <w:proofErr w:type="gramStart"/>
+      <w:r>
+        <w:rPr>
+          <w:rFonts w:cstheme="minorHAnsi"/>
+          <w:i/>
+          <w:iCs/>
+          <w:sz w:val="24"/>
+          <w:szCs w:val="28"/>
+          <w:lang w:val="en-GB"/>
+        </w:rPr>
+        <w:t>scalp, and</w:t>
+      </w:r>
+      <w:proofErr w:type="gramEnd"/>
+      <w:r>
+        <w:rPr>
+          <w:rFonts w:cstheme="minorHAnsi"/>
+          <w:i/>
+          <w:iCs/>
+          <w:sz w:val="24"/>
+          <w:szCs w:val="28"/>
+          <w:lang w:val="en-GB"/>
+        </w:rPr>
+        <w:t xml:space="preserve"> involves the placement of a recording cap (like a swimming cap) on the head. This technique is used when very fine timing information is desired, </w:t>
+      </w:r>
+      <w:proofErr w:type="gramStart"/>
+      <w:r>
+        <w:rPr>
+          <w:rFonts w:cstheme="minorHAnsi"/>
+          <w:i/>
+          <w:iCs/>
+          <w:sz w:val="24"/>
+          <w:szCs w:val="28"/>
+          <w:lang w:val="en-GB"/>
+        </w:rPr>
+        <w:t>and also</w:t>
+      </w:r>
+      <w:proofErr w:type="gramEnd"/>
+      <w:r>
+        <w:rPr>
+          <w:rFonts w:cstheme="minorHAnsi"/>
+          <w:i/>
+          <w:iCs/>
+          <w:sz w:val="24"/>
+          <w:szCs w:val="28"/>
+          <w:lang w:val="en-GB"/>
+        </w:rPr>
+        <w:t xml:space="preserve"> when the localisation of neural activity is not of particular interest.</w:t>
+      </w:r>
+    </w:p>
+    <w:p>
+      <w:pPr>
+        <w:spacing w:after="0" w:line="240" w:lineRule="auto"/>
+        <w:ind w:left="360"/>
+        <w:jc w:val="both"/>
+        <w:rPr>
+          <w:rFonts w:cstheme="minorHAnsi"/>
+          <w:i/>
+          <w:iCs/>
+          <w:sz w:val="24"/>
+          <w:szCs w:val="28"/>
+          <w:lang w:val="en-GB"/>
+        </w:rPr>
+      </w:pPr>
+    </w:p>
+    <w:p>
+      <w:pPr>
+        <w:spacing w:after="0" w:line="240" w:lineRule="auto"/>
+        <w:ind w:left="360"/>
+        <w:jc w:val="both"/>
+        <w:rPr>
+          <w:rFonts w:cstheme="minorHAnsi"/>
+          <w:i/>
+          <w:iCs/>
+          <w:sz w:val="24"/>
+          <w:szCs w:val="28"/>
+          <w:lang w:val="en-GB"/>
+        </w:rPr>
+      </w:pPr>
+    </w:p>
+    <w:p>
+      <w:pPr>
+        <w:spacing w:after="0" w:line="240" w:lineRule="auto"/>
+        <w:ind w:left="360"/>
+        <w:jc w:val="both"/>
+        <w:rPr>
+          <w:rFonts w:cstheme="minorHAnsi"/>
+          <w:i/>
+          <w:iCs/>
+          <w:sz w:val="24"/>
+          <w:szCs w:val="28"/>
+          <w:lang w:val="en-GB"/>
+        </w:rPr>
+      </w:pPr>
+      <w:r>
+        <w:rPr>
+          <w:rFonts w:cstheme="minorHAnsi"/>
+          <w:i/>
+          <w:iCs/>
+          <w:sz w:val="24"/>
+          <w:szCs w:val="28"/>
+          <w:lang w:val="en-GB"/>
+        </w:rPr>
+        <w:t>EEG is used to measure the electrical activity of cells within your brain. The activity of underlying cells is recorded by sensors placed across your scalp. Recordings will be made using reusable electrodes contained within a custom-made cap that will be fitted to your head (much like wearing a swimming cap). To ensure good contact between the electrodes and your skin, the skin around all electrode sites will be sterilised and cleaned with alcohol, and conductive gel will be placed under each electrode.</w:t>
+      </w:r>
+    </w:p>
+    <w:p>
+      <w:pPr>
+        <w:spacing w:after="0" w:line="240" w:lineRule="auto"/>
+        <w:ind w:left="360"/>
+        <w:jc w:val="both"/>
+        <w:rPr>
+          <w:rFonts w:cstheme="minorHAnsi"/>
+          <w:i/>
+          <w:iCs/>
+          <w:sz w:val="24"/>
+          <w:szCs w:val="28"/>
+          <w:lang w:val="en-GB"/>
+        </w:rPr>
+      </w:pPr>
+      <w:r>
+        <w:rPr>
+          <w:rFonts w:cstheme="minorHAnsi"/>
+          <w:i/>
+          <w:iCs/>
+          <w:sz w:val="24"/>
+          <w:szCs w:val="28"/>
+          <w:lang w:val="en-GB"/>
+        </w:rPr>
+        <w:t xml:space="preserve">                                                                                                                    </w:t>
+      </w:r>
+    </w:p>
+    <w:p>
+      <w:pPr>
+        <w:spacing w:after="0" w:line="240" w:lineRule="auto"/>
+        <w:ind w:left="360"/>
+        <w:jc w:val="both"/>
+        <w:rPr>
+          <w:rFonts w:cstheme="minorHAnsi"/>
+          <w:sz w:val="24"/>
+          <w:szCs w:val="28"/>
+          <w:lang w:val="en-GB"/>
+        </w:rPr>
+      </w:pPr>
+      <w:r>
+        <w:rPr>
+          <w:rFonts w:cstheme="minorHAnsi"/>
+          <w:i/>
+          <w:iCs/>
+          <w:sz w:val="24"/>
+          <w:szCs w:val="28"/>
+          <w:lang w:val="en-GB"/>
+        </w:rPr>
+        <w:t xml:space="preserve">There are no known risks associated with EEG, though some redness or irritation can occur under the electrodes. This reaction can be due to either the alcohol/gel applied or the abrasive nature of its application (i.e., parting the hair and rubbing the gel into the scalp with a cotton tipped wooden stick). Note that the gel is applied to the surface of the scalp using a blunt syringe. Please advise the experimenter if you are not comfortable with the administration of the gel, e.g., phobia of needles. At the end of the recording session, conductive gel will remain in your hair, but this washes out easily with water. An opportunity to use our hair-washing sink is provided to you, and shampoo, conditioner, </w:t>
+      </w:r>
+      <w:r>
+        <w:rPr>
+          <w:rFonts w:cstheme="minorHAnsi"/>
+          <w:i/>
+          <w:iCs/>
+          <w:sz w:val="24"/>
+          <w:szCs w:val="28"/>
+          <w:lang w:val="en-GB"/>
+        </w:rPr>
+        <w:lastRenderedPageBreak/>
+        <w:t xml:space="preserve">and a </w:t>
+      </w:r>
+      <w:proofErr w:type="gramStart"/>
+      <w:r>
+        <w:rPr>
+          <w:rFonts w:cstheme="minorHAnsi"/>
+          <w:i/>
+          <w:iCs/>
+          <w:sz w:val="24"/>
+          <w:szCs w:val="28"/>
+          <w:lang w:val="en-GB"/>
+        </w:rPr>
+        <w:t>hair-dryer</w:t>
+      </w:r>
+      <w:proofErr w:type="gramEnd"/>
+      <w:r>
+        <w:rPr>
+          <w:rFonts w:cstheme="minorHAnsi"/>
+          <w:i/>
+          <w:iCs/>
+          <w:sz w:val="24"/>
+          <w:szCs w:val="28"/>
+          <w:lang w:val="en-GB"/>
+        </w:rPr>
+        <w:t xml:space="preserve"> are also available. We kindly request that you avoid the use of hair products, such as gel, wax, or mousse on the day of the EEG experiment.</w:t>
+      </w:r>
+    </w:p>
+    <w:p>
+      <w:pPr>
+        <w:spacing w:after="0" w:line="240" w:lineRule="auto"/>
+        <w:ind w:firstLine="360"/>
+        <w:jc w:val="both"/>
+        <w:rPr>
+          <w:rFonts w:cstheme="minorHAnsi"/>
+          <w:sz w:val="24"/>
+          <w:szCs w:val="28"/>
+        </w:rPr>
+      </w:pPr>
+      <w:r>
+        <w:rPr>
+          <w:rFonts w:cstheme="minorHAnsi"/>
+          <w:sz w:val="24"/>
+          <w:szCs w:val="28"/>
+        </w:rPr>
+        <w:t>[*Included only when EEG data is collected]</w:t>
+      </w:r>
+    </w:p>
+    <w:p>
+      <w:pPr>
+        <w:spacing w:after="0" w:line="240" w:lineRule="auto"/>
+        <w:jc w:val="both"/>
+        <w:rPr>
+          <w:rFonts w:cstheme="minorHAnsi"/>
+          <w:sz w:val="24"/>
+          <w:szCs w:val="28"/>
+        </w:rPr>
+      </w:pPr>
+    </w:p>
+    <w:p>
+      <w:pPr>
+        <w:spacing w:after="0" w:line="240" w:lineRule="auto"/>
         <w:jc w:val="both"/>
         <w:rPr>
           <w:rFonts w:cstheme="minorHAnsi"/>
@@ -2164,7 +2636,27 @@
           <w:sz w:val="24"/>
           <w:szCs w:val="24"/>
         </w:rPr>
-        <w:t xml:space="preserve">If you do not submit a completed response you will not receive any </w:t>
+        <w:t xml:space="preserve">If you do not submit a completed </w:t>
+      </w:r>
+      <w:proofErr w:type="gramStart"/>
+      <w:r>
+        <w:rPr>
+          <w:rFonts w:ascii="Calibri" w:hAnsi="Calibri" w:cs="Calibri"/>
+          <w:iCs/>
+          <w:sz w:val="24"/>
+          <w:szCs w:val="24"/>
+        </w:rPr>
+        <w:t>response</w:t>
+      </w:r>
+      <w:proofErr w:type="gramEnd"/>
+      <w:r>
+        <w:rPr>
+          <w:rFonts w:ascii="Calibri" w:hAnsi="Calibri" w:cs="Calibri"/>
+          <w:iCs/>
+          <w:sz w:val="24"/>
+          <w:szCs w:val="24"/>
+        </w:rPr>
+        <w:t xml:space="preserve"> you will not receive any </w:t>
       </w:r>
       <w:r>
         <w:rPr>
@@ -2235,7 +2727,6 @@
           <w:sz w:val="24"/>
           <w:szCs w:val="28"/>
         </w:rPr>
-        <w:lastRenderedPageBreak/>
         <w:t>Are there any risks or costs?</w:t>
       </w:r>
     </w:p>
@@ -2386,7 +2877,27 @@
           <w:sz w:val="24"/>
           <w:szCs w:val="24"/>
         </w:rPr>
-        <w:t xml:space="preserve">The study will take approximately [XXX] minutes and you </w:t>
+        <w:t xml:space="preserve">The study will take approximately [XXX] </w:t>
+      </w:r>
+      <w:proofErr w:type="gramStart"/>
+      <w:r>
+        <w:rPr>
+          <w:rFonts w:ascii="Calibri" w:hAnsi="Calibri" w:cs="Calibri"/>
+          <w:iCs/>
+          <w:sz w:val="24"/>
+          <w:szCs w:val="24"/>
+        </w:rPr>
+        <w:t>minutes</w:t>
+      </w:r>
+      <w:proofErr w:type="gramEnd"/>
+      <w:r>
+        <w:rPr>
+          <w:rFonts w:ascii="Calibri" w:hAnsi="Calibri" w:cs="Calibri"/>
+          <w:iCs/>
+          <w:sz w:val="24"/>
+          <w:szCs w:val="24"/>
+        </w:rPr>
+        <w:t xml:space="preserve"> and you </w:t>
       </w:r>
       <w:r>
         <w:rPr>
@@ -3000,7 +3511,6 @@
           <w:sz w:val="24"/>
           <w:szCs w:val="24"/>
         </w:rPr>
-        <w:lastRenderedPageBreak/>
         <w:t>Dr Kit Double</w:t>
       </w:r>
       <w:r>
@@ -3265,7 +3775,25 @@
           <w:sz w:val="24"/>
           <w:szCs w:val="28"/>
         </w:rPr>
-        <w:t>If you are concerned about the way this study is being conducted or you wish to make a complaint to someone independent from the study, please contact the University:</w:t>
+        <w:t xml:space="preserve">If you are concerned about the way this study is being conducted or </w:t>
+      </w:r>
+      <w:proofErr w:type="gramStart"/>
+      <w:r>
+        <w:rPr>
+          <w:rFonts w:cstheme="minorHAnsi"/>
+          <w:sz w:val="24"/>
+          <w:szCs w:val="28"/>
+        </w:rPr>
+        <w:t>you wish</w:t>
+      </w:r>
+      <w:proofErr w:type="gramEnd"/>
+      <w:r>
+        <w:rPr>
+          <w:rFonts w:cstheme="minorHAnsi"/>
+          <w:sz w:val="24"/>
+          <w:szCs w:val="28"/>
+        </w:rPr>
+        <w:t xml:space="preserve"> to make a complaint to someone independent from the study, please contact the University:</w:t>
       </w:r>
     </w:p>
     <w:p>
@@ -3433,7 +3961,7 @@
 </file>
 
 <file path=word/endnotes.xml><?xml version="1.0" encoding="utf-8"?>
-<w:endnotes xmlns:wpc="http://schemas.microsoft.com/office/word/2010/wordprocessingCanvas" xmlns:cx="http://schemas.microsoft.com/office/drawing/2014/chartex" xmlns:cx1="http://schemas.microsoft.com/office/drawing/2015/9/8/chartex" xmlns:cx2="http://schemas.microsoft.com/office/drawing/2015/10/21/chartex" xmlns:cx3="http://schemas.microsoft.com/office/drawing/2016/5/9/chartex" xmlns:cx4="http://schemas.microsoft.com/office/drawing/2016/5/10/chartex" xmlns:cx5="http://schemas.microsoft.com/office/drawing/2016/5/11/chartex" xmlns:cx6="http://schemas.microsoft.com/office/drawing/2016/5/12/chartex" xmlns:cx7="http://schemas.microsoft.com/office/drawing/2016/5/13/chartex" xmlns:cx8="http://schemas.microsoft.com/office/drawing/2016/5/14/chartex" xmlns:mc="http://schemas.openxmlformats.org/markup-compatibility/2006" xmlns:aink="http://schemas.microsoft.com/office/drawing/2016/ink" xmlns:am3d="http://schemas.microsoft.com/office/drawing/2017/model3d" xmlns:o="urn:schemas-microsoft-com:office:office" xmlns:oel="http://schemas.microsoft.com/office/2019/extlst" xmlns:r="http://schemas.openxmlformats.org/officeDocument/2006/relationships" xmlns:m="http://schemas.openxmlformats.org/officeDocument/2006/math" xmlns:v="urn:schemas-microsoft-com:vml" xmlns:wp14="http://schemas.microsoft.com/office/word/2010/wordprocessingDrawing" xmlns:wp="http://schemas.openxmlformats.org/drawingml/2006/wordprocessingDrawing" xmlns:w10="urn:schemas-microsoft-com:office:word" xmlns:w="http://schemas.openxmlformats.org/wordprocessingml/2006/main" xmlns:w14="http://schemas.microsoft.com/office/word/2010/wordml" xmlns:w15="http://schemas.microsoft.com/office/word/2012/wordml" xmlns:w16cex="http://schemas.microsoft.com/office/word/2018/wordml/cex" xmlns:w16cid="http://schemas.microsoft.com/office/word/2016/wordml/cid" xmlns:w16="http://schemas.microsoft.com/office/word/2018/wordml" xmlns:w16du="http://schemas.microsoft.com/office/word/2023/wordml/word16du" xmlns:w16sdtdh="http://schemas.microsoft.com/office/word/2020/wordml/sdtdatahash" xmlns:w16sdtfl="http://schemas.microsoft.com/office/word/2024/wordml/sdtformatlock" xmlns:w16se="http://schemas.microsoft.com/office/word/2015/wordml/symex" xmlns:wpg="http://schemas.microsoft.com/office/word/2010/wordprocessingGroup" xmlns:wpi="http://schemas.microsoft.com/office/word/2010/wordprocessingInk" xmlns:wne="http://schemas.microsoft.com/office/word/2006/wordml" xmlns:wps="http://schemas.microsoft.com/office/word/2010/wordprocessingShape" mc:Ignorable="w14 w15 w16se w16cid w16 w16cex w16sdtdh w16sdtfl w16du wp14">
+<w:endnotes xmlns:wpc="http://schemas.microsoft.com/office/word/2010/wordprocessingCanvas" xmlns:cx="http://schemas.microsoft.com/office/drawing/2014/chartex" xmlns:cx1="http://schemas.microsoft.com/office/drawing/2015/9/8/chartex" xmlns:cx2="http://schemas.microsoft.com/office/drawing/2015/10/21/chartex" xmlns:cx3="http://schemas.microsoft.com/office/drawing/2016/5/9/chartex" xmlns:cx4="http://schemas.microsoft.com/office/drawing/2016/5/10/chartex" xmlns:cx5="http://schemas.microsoft.com/office/drawing/2016/5/11/chartex" xmlns:cx6="http://schemas.microsoft.com/office/drawing/2016/5/12/chartex" xmlns:cx7="http://schemas.microsoft.com/office/drawing/2016/5/13/chartex" xmlns:cx8="http://schemas.microsoft.com/office/drawing/2016/5/14/chartex" xmlns:mc="http://schemas.openxmlformats.org/markup-compatibility/2006" xmlns:m="http://schemas.openxmlformats.org/officeDocument/2006/math" xmlns:aink="http://schemas.microsoft.com/office/drawing/2016/ink" xmlns:am3d="http://schemas.microsoft.com/office/drawing/2017/model3d" xmlns:oel="http://schemas.microsoft.com/office/2019/extlst" xmlns:r="http://schemas.openxmlformats.org/officeDocument/2006/relationships" xmlns:wp14="http://schemas.microsoft.com/office/word/2010/wordprocessingDrawing" xmlns:wp="http://schemas.openxmlformats.org/drawingml/2006/wordprocessingDrawing" xmlns:wpg="http://schemas.microsoft.com/office/word/2010/wordprocessingGroup" xmlns:wpi="http://schemas.microsoft.com/office/word/2010/wordprocessingInk" xmlns:wps="http://schemas.microsoft.com/office/word/2010/wordprocessingShape" xmlns:o="urn:schemas-microsoft-com:office:office" xmlns:v="urn:schemas-microsoft-com:vml" xmlns:w10="urn:schemas-microsoft-com:office:word" xmlns:w="http://schemas.openxmlformats.org/wordprocessingml/2006/main" xmlns:w14="http://schemas.microsoft.com/office/word/2010/wordml" xmlns:w15="http://schemas.microsoft.com/office/word/2012/wordml" xmlns:w16cei="http://schemas.microsoft.com/office/word/2026/wordml/cei" xmlns:w16cex="http://schemas.microsoft.com/office/word/2018/wordml/cex" xmlns:w16cid="http://schemas.microsoft.com/office/word/2016/wordml/cid" xmlns:w16="http://schemas.microsoft.com/office/word/2018/wordml" xmlns:w16sdtdh="http://schemas.microsoft.com/office/word/2020/wordml/sdtdatahash" xmlns:w16sdtfl="http://schemas.microsoft.com/office/word/2024/wordml/sdtformatlock" xmlns:w16se="http://schemas.microsoft.com/office/word/2015/wordml/symex" xmlns:w16du="http://schemas.microsoft.com/office/word/2023/wordml/word16du" xmlns:wne="http://schemas.microsoft.com/office/word/2006/wordml" mc:Ignorable="w14 w15 w16se w16cid w16 w16cex w16sdtdh w16sdtfl w16du wp14">
   <w:endnote w:type="separator" w:id="-1">
     <w:p>
       <w:pPr>
@@ -3458,7 +3986,7 @@
 </file>
 
 <file path=word/footer1.xml><?xml version="1.0" encoding="utf-8"?>
-<w:ftr xmlns:wpc="http://schemas.microsoft.com/office/word/2010/wordprocessingCanvas" xmlns:cx="http://schemas.microsoft.com/office/drawing/2014/chartex" xmlns:cx1="http://schemas.microsoft.com/office/drawing/2015/9/8/chartex" xmlns:cx2="http://schemas.microsoft.com/office/drawing/2015/10/21/chartex" xmlns:cx3="http://schemas.microsoft.com/office/drawing/2016/5/9/chartex" xmlns:cx4="http://schemas.microsoft.com/office/drawing/2016/5/10/chartex" xmlns:cx5="http://schemas.microsoft.com/office/drawing/2016/5/11/chartex" xmlns:cx6="http://schemas.microsoft.com/office/drawing/2016/5/12/chartex" xmlns:cx7="http://schemas.microsoft.com/office/drawing/2016/5/13/chartex" xmlns:cx8="http://schemas.microsoft.com/office/drawing/2016/5/14/chartex" xmlns:mc="http://schemas.openxmlformats.org/markup-compatibility/2006" xmlns:aink="http://schemas.microsoft.com/office/drawing/2016/ink" xmlns:am3d="http://schemas.microsoft.com/office/drawing/2017/model3d" xmlns:o="urn:schemas-microsoft-com:office:office" xmlns:oel="http://schemas.microsoft.com/office/2019/extlst" xmlns:r="http://schemas.openxmlformats.org/officeDocument/2006/relationships" xmlns:m="http://schemas.openxmlformats.org/officeDocument/2006/math" xmlns:v="urn:schemas-microsoft-com:vml" xmlns:wp14="http://schemas.microsoft.com/office/word/2010/wordprocessingDrawing" xmlns:wp="http://schemas.openxmlformats.org/drawingml/2006/wordprocessingDrawing" xmlns:w10="urn:schemas-microsoft-com:office:word" xmlns:w="http://schemas.openxmlformats.org/wordprocessingml/2006/main" xmlns:w14="http://schemas.microsoft.com/office/word/2010/wordml" xmlns:w15="http://schemas.microsoft.com/office/word/2012/wordml" xmlns:w16cex="http://schemas.microsoft.com/office/word/2018/wordml/cex" xmlns:w16cid="http://schemas.microsoft.com/office/word/2016/wordml/cid" xmlns:w16="http://schemas.microsoft.com/office/word/2018/wordml" xmlns:w16du="http://schemas.microsoft.com/office/word/2023/wordml/word16du" xmlns:w16sdtdh="http://schemas.microsoft.com/office/word/2020/wordml/sdtdatahash" xmlns:w16sdtfl="http://schemas.microsoft.com/office/word/2024/wordml/sdtformatlock" xmlns:w16se="http://schemas.microsoft.com/office/word/2015/wordml/symex" xmlns:wpg="http://schemas.microsoft.com/office/word/2010/wordprocessingGroup" xmlns:wpi="http://schemas.microsoft.com/office/word/2010/wordprocessingInk" xmlns:wne="http://schemas.microsoft.com/office/word/2006/wordml" xmlns:wps="http://schemas.microsoft.com/office/word/2010/wordprocessingShape" mc:Ignorable="w14 w15 w16se w16cid w16 w16cex w16sdtdh w16sdtfl w16du wp14">
+<w:ftr xmlns:wpc="http://schemas.microsoft.com/office/word/2010/wordprocessingCanvas" xmlns:cx="http://schemas.microsoft.com/office/drawing/2014/chartex" xmlns:cx1="http://schemas.microsoft.com/office/drawing/2015/9/8/chartex" xmlns:cx2="http://schemas.microsoft.com/office/drawing/2015/10/21/chartex" xmlns:cx3="http://schemas.microsoft.com/office/drawing/2016/5/9/chartex" xmlns:cx4="http://schemas.microsoft.com/office/drawing/2016/5/10/chartex" xmlns:cx5="http://schemas.microsoft.com/office/drawing/2016/5/11/chartex" xmlns:cx6="http://schemas.microsoft.com/office/drawing/2016/5/12/chartex" xmlns:cx7="http://schemas.microsoft.com/office/drawing/2016/5/13/chartex" xmlns:cx8="http://schemas.microsoft.com/office/drawing/2016/5/14/chartex" xmlns:mc="http://schemas.openxmlformats.org/markup-compatibility/2006" xmlns:m="http://schemas.openxmlformats.org/officeDocument/2006/math" xmlns:aink="http://schemas.microsoft.com/office/drawing/2016/ink" xmlns:am3d="http://schemas.microsoft.com/office/drawing/2017/model3d" xmlns:oel="http://schemas.microsoft.com/office/2019/extlst" xmlns:r="http://schemas.openxmlformats.org/officeDocument/2006/relationships" xmlns:wp14="http://schemas.microsoft.com/office/word/2010/wordprocessingDrawing" xmlns:wp="http://schemas.openxmlformats.org/drawingml/2006/wordprocessingDrawing" xmlns:wpg="http://schemas.microsoft.com/office/word/2010/wordprocessingGroup" xmlns:wpi="http://schemas.microsoft.com/office/word/2010/wordprocessingInk" xmlns:wps="http://schemas.microsoft.com/office/word/2010/wordprocessingShape" xmlns:o="urn:schemas-microsoft-com:office:office" xmlns:v="urn:schemas-microsoft-com:vml" xmlns:w10="urn:schemas-microsoft-com:office:word" xmlns:w="http://schemas.openxmlformats.org/wordprocessingml/2006/main" xmlns:w14="http://schemas.microsoft.com/office/word/2010/wordml" xmlns:w15="http://schemas.microsoft.com/office/word/2012/wordml" xmlns:w16cei="http://schemas.microsoft.com/office/word/2026/wordml/cei" xmlns:w16cex="http://schemas.microsoft.com/office/word/2018/wordml/cex" xmlns:w16cid="http://schemas.microsoft.com/office/word/2016/wordml/cid" xmlns:w16="http://schemas.microsoft.com/office/word/2018/wordml" xmlns:w16sdtdh="http://schemas.microsoft.com/office/word/2020/wordml/sdtdatahash" xmlns:w16sdtfl="http://schemas.microsoft.com/office/word/2024/wordml/sdtformatlock" xmlns:w16se="http://schemas.microsoft.com/office/word/2015/wordml/symex" xmlns:w16du="http://schemas.microsoft.com/office/word/2023/wordml/word16du" xmlns:wne="http://schemas.microsoft.com/office/word/2006/wordml" mc:Ignorable="w14 w15 w16se w16cid w16 w16cex w16sdtdh w16sdtfl w16du wp14">
   <w:p>
     <w:pPr>
       <w:pStyle w:val="Footer"/>
@@ -3569,7 +4097,7 @@
         <w:sz w:val="20"/>
         <w:szCs w:val="20"/>
       </w:rPr>
-      <w:t>12</w:t>
+      <w:t>13</w:t>
     </w:r>
     <w:r>
       <w:rPr>
@@ -3587,16 +4115,7 @@
         <w:sz w:val="20"/>
         <w:szCs w:val="20"/>
       </w:rPr>
-      <w:t>16</w:t>
-    </w:r>
-    <w:r>
-      <w:rPr>
-        <w:rFonts w:cstheme="minorHAnsi"/>
-        <w:color w:val="E64626"/>
-        <w:sz w:val="20"/>
-        <w:szCs w:val="20"/>
-      </w:rPr>
-      <w:t xml:space="preserve"> March </w:t>
+      <w:t xml:space="preserve">28 July </w:t>
     </w:r>
     <w:r>
       <w:rPr>
@@ -3612,7 +4131,7 @@
 </file>
 
 <file path=word/footnotes.xml><?xml version="1.0" encoding="utf-8"?>
-<w:footnotes xmlns:wpc="http://schemas.microsoft.com/office/word/2010/wordprocessingCanvas" xmlns:cx="http://schemas.microsoft.com/office/drawing/2014/chartex" xmlns:cx1="http://schemas.microsoft.com/office/drawing/2015/9/8/chartex" xmlns:cx2="http://schemas.microsoft.com/office/drawing/2015/10/21/chartex" xmlns:cx3="http://schemas.microsoft.com/office/drawing/2016/5/9/chartex" xmlns:cx4="http://schemas.microsoft.com/office/drawing/2016/5/10/chartex" xmlns:cx5="http://schemas.microsoft.com/office/drawing/2016/5/11/chartex" xmlns:cx6="http://schemas.microsoft.com/office/drawing/2016/5/12/chartex" xmlns:cx7="http://schemas.microsoft.com/office/drawing/2016/5/13/chartex" xmlns:cx8="http://schemas.microsoft.com/office/drawing/2016/5/14/chartex" xmlns:mc="http://schemas.openxmlformats.org/markup-compatibility/2006" xmlns:aink="http://schemas.microsoft.com/office/drawing/2016/ink" xmlns:am3d="http://schemas.microsoft.com/office/drawing/2017/model3d" xmlns:o="urn:schemas-microsoft-com:office:office" xmlns:oel="http://schemas.microsoft.com/office/2019/extlst" xmlns:r="http://schemas.openxmlformats.org/officeDocument/2006/relationships" xmlns:m="http://schemas.openxmlformats.org/officeDocument/2006/math" xmlns:v="urn:schemas-microsoft-com:vml" xmlns:wp14="http://schemas.microsoft.com/office/word/2010/wordprocessingDrawing" xmlns:wp="http://schemas.openxmlformats.org/drawingml/2006/wordprocessingDrawing" xmlns:w10="urn:schemas-microsoft-com:office:word" xmlns:w="http://schemas.openxmlformats.org/wordprocessingml/2006/main" xmlns:w14="http://schemas.microsoft.com/office/word/2010/wordml" xmlns:w15="http://schemas.microsoft.com/office/word/2012/wordml" xmlns:w16cex="http://schemas.microsoft.com/office/word/2018/wordml/cex" xmlns:w16cid="http://schemas.microsoft.com/office/word/2016/wordml/cid" xmlns:w16="http://schemas.microsoft.com/office/word/2018/wordml" xmlns:w16du="http://schemas.microsoft.com/office/word/2023/wordml/word16du" xmlns:w16sdtdh="http://schemas.microsoft.com/office/word/2020/wordml/sdtdatahash" xmlns:w16sdtfl="http://schemas.microsoft.com/office/word/2024/wordml/sdtformatlock" xmlns:w16se="http://schemas.microsoft.com/office/word/2015/wordml/symex" xmlns:wpg="http://schemas.microsoft.com/office/word/2010/wordprocessingGroup" xmlns:wpi="http://schemas.microsoft.com/office/word/2010/wordprocessingInk" xmlns:wne="http://schemas.microsoft.com/office/word/2006/wordml" xmlns:wps="http://schemas.microsoft.com/office/word/2010/wordprocessingShape" mc:Ignorable="w14 w15 w16se w16cid w16 w16cex w16sdtdh w16sdtfl w16du wp14">
+<w:footnotes xmlns:wpc="http://schemas.microsoft.com/office/word/2010/wordprocessingCanvas" xmlns:cx="http://schemas.microsoft.com/office/drawing/2014/chartex" xmlns:cx1="http://schemas.microsoft.com/office/drawing/2015/9/8/chartex" xmlns:cx2="http://schemas.microsoft.com/office/drawing/2015/10/21/chartex" xmlns:cx3="http://schemas.microsoft.com/office/drawing/2016/5/9/chartex" xmlns:cx4="http://schemas.microsoft.com/office/drawing/2016/5/10/chartex" xmlns:cx5="http://schemas.microsoft.com/office/drawing/2016/5/11/chartex" xmlns:cx6="http://schemas.microsoft.com/office/drawing/2016/5/12/chartex" xmlns:cx7="http://schemas.microsoft.com/office/drawing/2016/5/13/chartex" xmlns:cx8="http://schemas.microsoft.com/office/drawing/2016/5/14/chartex" xmlns:mc="http://schemas.openxmlformats.org/markup-compatibility/2006" xmlns:m="http://schemas.openxmlformats.org/officeDocument/2006/math" xmlns:aink="http://schemas.microsoft.com/office/drawing/2016/ink" xmlns:am3d="http://schemas.microsoft.com/office/drawing/2017/model3d" xmlns:oel="http://schemas.microsoft.com/office/2019/extlst" xmlns:r="http://schemas.openxmlformats.org/officeDocument/2006/relationships" xmlns:wp14="http://schemas.microsoft.com/office/word/2010/wordprocessingDrawing" xmlns:wp="http://schemas.openxmlformats.org/drawingml/2006/wordprocessingDrawing" xmlns:wpg="http://schemas.microsoft.com/office/word/2010/wordprocessingGroup" xmlns:wpi="http://schemas.microsoft.com/office/word/2010/wordprocessingInk" xmlns:wps="http://schemas.microsoft.com/office/word/2010/wordprocessingShape" xmlns:o="urn:schemas-microsoft-com:office:office" xmlns:v="urn:schemas-microsoft-com:vml" xmlns:w10="urn:schemas-microsoft-com:office:word" xmlns:w="http://schemas.openxmlformats.org/wordprocessingml/2006/main" xmlns:w14="http://schemas.microsoft.com/office/word/2010/wordml" xmlns:w15="http://schemas.microsoft.com/office/word/2012/wordml" xmlns:w16cei="http://schemas.microsoft.com/office/word/2026/wordml/cei" xmlns:w16cex="http://schemas.microsoft.com/office/word/2018/wordml/cex" xmlns:w16cid="http://schemas.microsoft.com/office/word/2016/wordml/cid" xmlns:w16="http://schemas.microsoft.com/office/word/2018/wordml" xmlns:w16sdtdh="http://schemas.microsoft.com/office/word/2020/wordml/sdtdatahash" xmlns:w16sdtfl="http://schemas.microsoft.com/office/word/2024/wordml/sdtformatlock" xmlns:w16se="http://schemas.microsoft.com/office/word/2015/wordml/symex" xmlns:w16du="http://schemas.microsoft.com/office/word/2023/wordml/word16du" xmlns:wne="http://schemas.microsoft.com/office/word/2006/wordml" mc:Ignorable="w14 w15 w16se w16cid w16 w16cex w16sdtdh w16sdtfl w16du wp14">
   <w:footnote w:type="separator" w:id="-1">
     <w:p>
       <w:pPr>
@@ -3637,7 +4156,7 @@
 </file>
 
 <file path=word/numbering.xml><?xml version="1.0" encoding="utf-8"?>
-<w:numbering xmlns:wpc="http://schemas.microsoft.com/office/word/2010/wordprocessingCanvas" xmlns:cx="http://schemas.microsoft.com/office/drawing/2014/chartex" xmlns:cx1="http://schemas.microsoft.com/office/drawing/2015/9/8/chartex" xmlns:cx2="http://schemas.microsoft.com/office/drawing/2015/10/21/chartex" xmlns:cx3="http://schemas.microsoft.com/office/drawing/2016/5/9/chartex" xmlns:cx4="http://schemas.microsoft.com/office/drawing/2016/5/10/chartex" xmlns:cx5="http://schemas.microsoft.com/office/drawing/2016/5/11/chartex" xmlns:cx6="http://schemas.microsoft.com/office/drawing/2016/5/12/chartex" xmlns:cx7="http://schemas.microsoft.com/office/drawing/2016/5/13/chartex" xmlns:cx8="http://schemas.microsoft.com/office/drawing/2016/5/14/chartex" xmlns:mc="http://schemas.openxmlformats.org/markup-compatibility/2006" xmlns:aink="http://schemas.microsoft.com/office/drawing/2016/ink" xmlns:am3d="http://schemas.microsoft.com/office/drawing/2017/model3d" xmlns:o="urn:schemas-microsoft-com:office:office" xmlns:oel="http://schemas.microsoft.com/office/2019/extlst" xmlns:r="http://schemas.openxmlformats.org/officeDocument/2006/relationships" xmlns:m="http://schemas.openxmlformats.org/officeDocument/2006/math" xmlns:v="urn:schemas-microsoft-com:vml" xmlns:wp14="http://schemas.microsoft.com/office/word/2010/wordprocessingDrawing" xmlns:wp="http://schemas.openxmlformats.org/drawingml/2006/wordprocessingDrawing" xmlns:w10="urn:schemas-microsoft-com:office:word" xmlns:w="http://schemas.openxmlformats.org/wordprocessingml/2006/main" xmlns:w14="http://schemas.microsoft.com/office/word/2010/wordml" xmlns:w15="http://schemas.microsoft.com/office/word/2012/wordml" xmlns:w16cex="http://schemas.microsoft.com/office/word/2018/wordml/cex" xmlns:w16cid="http://schemas.microsoft.com/office/word/2016/wordml/cid" xmlns:w16="http://schemas.microsoft.com/office/word/2018/wordml" xmlns:w16du="http://schemas.microsoft.com/office/word/2023/wordml/word16du" xmlns:w16sdtdh="http://schemas.microsoft.com/office/word/2020/wordml/sdtdatahash" xmlns:w16sdtfl="http://schemas.microsoft.com/office/word/2024/wordml/sdtformatlock" xmlns:w16se="http://schemas.microsoft.com/office/word/2015/wordml/symex" xmlns:wpg="http://schemas.microsoft.com/office/word/2010/wordprocessingGroup" xmlns:wpi="http://schemas.microsoft.com/office/word/2010/wordprocessingInk" xmlns:wne="http://schemas.microsoft.com/office/word/2006/wordml" xmlns:wps="http://schemas.microsoft.com/office/word/2010/wordprocessingShape" mc:Ignorable="w14 w15 w16se w16cid w16 w16cex w16sdtdh w16sdtfl w16du wp14">
+<w:numbering xmlns:wpc="http://schemas.microsoft.com/office/word/2010/wordprocessingCanvas" xmlns:cx="http://schemas.microsoft.com/office/drawing/2014/chartex" xmlns:cx1="http://schemas.microsoft.com/office/drawing/2015/9/8/chartex" xmlns:cx2="http://schemas.microsoft.com/office/drawing/2015/10/21/chartex" xmlns:cx3="http://schemas.microsoft.com/office/drawing/2016/5/9/chartex" xmlns:cx4="http://schemas.microsoft.com/office/drawing/2016/5/10/chartex" xmlns:cx5="http://schemas.microsoft.com/office/drawing/2016/5/11/chartex" xmlns:cx6="http://schemas.microsoft.com/office/drawing/2016/5/12/chartex" xmlns:cx7="http://schemas.microsoft.com/office/drawing/2016/5/13/chartex" xmlns:cx8="http://schemas.microsoft.com/office/drawing/2016/5/14/chartex" xmlns:mc="http://schemas.openxmlformats.org/markup-compatibility/2006" xmlns:m="http://schemas.openxmlformats.org/officeDocument/2006/math" xmlns:aink="http://schemas.microsoft.com/office/drawing/2016/ink" xmlns:am3d="http://schemas.microsoft.com/office/drawing/2017/model3d" xmlns:oel="http://schemas.microsoft.com/office/2019/extlst" xmlns:r="http://schemas.openxmlformats.org/officeDocument/2006/relationships" xmlns:wp14="http://schemas.microsoft.com/office/word/2010/wordprocessingDrawing" xmlns:wp="http://schemas.openxmlformats.org/drawingml/2006/wordprocessingDrawing" xmlns:wpg="http://schemas.microsoft.com/office/word/2010/wordprocessingGroup" xmlns:wpi="http://schemas.microsoft.com/office/word/2010/wordprocessingInk" xmlns:wps="http://schemas.microsoft.com/office/word/2010/wordprocessingShape" xmlns:o="urn:schemas-microsoft-com:office:office" xmlns:v="urn:schemas-microsoft-com:vml" xmlns:w10="urn:schemas-microsoft-com:office:word" xmlns:w="http://schemas.openxmlformats.org/wordprocessingml/2006/main" xmlns:w14="http://schemas.microsoft.com/office/word/2010/wordml" xmlns:w15="http://schemas.microsoft.com/office/word/2012/wordml" xmlns:w16cei="http://schemas.microsoft.com/office/word/2026/wordml/cei" xmlns:w16cex="http://schemas.microsoft.com/office/word/2018/wordml/cex" xmlns:w16cid="http://schemas.microsoft.com/office/word/2016/wordml/cid" xmlns:w16="http://schemas.microsoft.com/office/word/2018/wordml" xmlns:w16sdtdh="http://schemas.microsoft.com/office/word/2020/wordml/sdtdatahash" xmlns:w16sdtfl="http://schemas.microsoft.com/office/word/2024/wordml/sdtformatlock" xmlns:w16se="http://schemas.microsoft.com/office/word/2015/wordml/symex" xmlns:w16du="http://schemas.microsoft.com/office/word/2023/wordml/word16du" xmlns:wne="http://schemas.microsoft.com/office/word/2006/wordml" mc:Ignorable="w14 w15 w16se w16cid w16 w16cex w16sdtdh w16sdtfl w16du wp14">
   <w:abstractNum w:abstractNumId="0" w15:restartNumberingAfterBreak="0">
     <w:nsid w:val="020F2B2A"/>
     <w:multiLevelType w:val="hybridMultilevel"/>
@@ -4664,7 +5183,7 @@
 </file>
 
 <file path=word/styles.xml><?xml version="1.0" encoding="utf-8"?>
-<w:styles xmlns:mc="http://schemas.openxmlformats.org/markup-compatibility/2006" xmlns:r="http://schemas.openxmlformats.org/officeDocument/2006/relationships" xmlns:w="http://schemas.openxmlformats.org/wordprocessingml/2006/main" xmlns:w14="http://schemas.microsoft.com/office/word/2010/wordml" xmlns:w15="http://schemas.microsoft.com/office/word/2012/wordml" xmlns:w16cex="http://schemas.microsoft.com/office/word/2018/wordml/cex" xmlns:w16cid="http://schemas.microsoft.com/office/word/2016/wordml/cid" xmlns:w16="http://schemas.microsoft.com/office/word/2018/wordml" xmlns:w16du="http://schemas.microsoft.com/office/word/2023/wordml/word16du" xmlns:w16sdtdh="http://schemas.microsoft.com/office/word/2020/wordml/sdtdatahash" xmlns:w16sdtfl="http://schemas.microsoft.com/office/word/2024/wordml/sdtformatlock" xmlns:w16se="http://schemas.microsoft.com/office/word/2015/wordml/symex" mc:Ignorable="w14 w15 w16se w16cid w16 w16cex w16sdtdh w16sdtfl w16du">
+<w:styles xmlns:mc="http://schemas.openxmlformats.org/markup-compatibility/2006" xmlns:r="http://schemas.openxmlformats.org/officeDocument/2006/relationships" xmlns:w="http://schemas.openxmlformats.org/wordprocessingml/2006/main" xmlns:w14="http://schemas.microsoft.com/office/word/2010/wordml" xmlns:w15="http://schemas.microsoft.com/office/word/2012/wordml" xmlns:w16cex="http://schemas.microsoft.com/office/word/2018/wordml/cex" xmlns:w16cid="http://schemas.microsoft.com/office/word/2016/wordml/cid" xmlns:w16="http://schemas.microsoft.com/office/word/2018/wordml" xmlns:w16sdtdh="http://schemas.microsoft.com/office/word/2020/wordml/sdtdatahash" xmlns:w16sdtfl="http://schemas.microsoft.com/office/word/2024/wordml/sdtformatlock" xmlns:w16se="http://schemas.microsoft.com/office/word/2015/wordml/symex" xmlns:w16du="http://schemas.microsoft.com/office/word/2023/wordml/word16du" mc:Ignorable="w14 w15 w16se w16cid w16 w16cex w16sdtdh w16sdtfl w16du">
   <w:docDefaults>
     <w:rPrDefault>
       <w:rPr>
